--- a/content/templates/openagreements-restrictive-covenant-florida/template.docx
+++ b/content/templates/openagreements-restrictive-covenant-florida/template.docx
@@ -200,7 +200,7 @@
                 <w:sz w:val="22"/>
                 <w:szCs w:val="22"/>
               </w:rPr>
-              <w:t xml:space="preserve">Employee</w:t>
+              <w:t xml:space="preserve">{IF employer_parent_name}Employer Parent Entity</w:t>
             </w:r>
           </w:p>
         </w:tc>
@@ -237,7 +237,7 @@
                 <w:sz w:val="22"/>
                 <w:szCs w:val="22"/>
               </w:rPr>
-              <w:t xml:space="preserve">{employee_name}</w:t>
+              <w:t xml:space="preserve">{employer_parent_name}{END-IF}</w:t>
             </w:r>
           </w:p>
         </w:tc>
@@ -278,7 +278,7 @@
                 <w:sz w:val="22"/>
                 <w:szCs w:val="22"/>
               </w:rPr>
-              <w:t xml:space="preserve">{IF employee_title}Employee Title / Position</w:t>
+              <w:t xml:space="preserve">Employee</w:t>
             </w:r>
           </w:p>
         </w:tc>
@@ -315,7 +315,7 @@
                 <w:sz w:val="22"/>
                 <w:szCs w:val="22"/>
               </w:rPr>
-              <w:t xml:space="preserve">{employee_title}{END-IF}</w:t>
+              <w:t xml:space="preserve">{employee_name}</w:t>
             </w:r>
           </w:p>
         </w:tc>
@@ -356,7 +356,7 @@
                 <w:sz w:val="22"/>
                 <w:szCs w:val="22"/>
               </w:rPr>
-              <w:t xml:space="preserve">Effective Date</w:t>
+              <w:t xml:space="preserve">{IF employee_title}Employee Title / Position</w:t>
             </w:r>
           </w:p>
         </w:tc>
@@ -393,7 +393,7 @@
                 <w:sz w:val="22"/>
                 <w:szCs w:val="22"/>
               </w:rPr>
-              <w:t xml:space="preserve">{effective_date}</w:t>
+              <w:t xml:space="preserve">{employee_title}{END-IF}</w:t>
             </w:r>
           </w:p>
         </w:tc>
@@ -434,7 +434,7 @@
                 <w:sz w:val="22"/>
                 <w:szCs w:val="22"/>
               </w:rPr>
-              <w:t xml:space="preserve">Governing Law</w:t>
+              <w:t xml:space="preserve">Effective Date</w:t>
             </w:r>
           </w:p>
         </w:tc>
@@ -471,14 +471,14 @@
                 <w:sz w:val="22"/>
                 <w:szCs w:val="22"/>
               </w:rPr>
-              <w:t xml:space="preserve">{governing_law}</w:t>
+              <w:t xml:space="preserve">{effective_date}</w:t>
             </w:r>
           </w:p>
         </w:tc>
       </w:tr>
       <w:tr>
         <w:trPr>
-          <w:trHeight w:val="358" w:hRule="atLeast"/>
+          <w:trHeight w:val="317" w:hRule="atLeast"/>
         </w:trPr>
         <w:tc>
           <w:tcPr>
@@ -499,20 +499,7 @@
           <w:p>
             <w:pPr>
               <w:pStyle w:val="Normal"/>
-              <w:spacing w:after="0" w:line="120"/>
-            </w:pPr>
-            <w:r>
-              <w:rPr>
-                <w:sz w:val="4"/>
-                <w:szCs w:val="4"/>
-              </w:rPr>
-              <w:t xml:space="preserve">​</w:t>
-            </w:r>
-          </w:p>
-          <w:p>
-            <w:pPr>
-              <w:pStyle w:val="Normal"/>
-              <w:spacing w:after="0" w:before="0" w:line="240"/>
+              <w:spacing w:after="0" w:before="0" w:line="340"/>
             </w:pPr>
             <w:r>
               <w:rPr>
@@ -525,6 +512,97 @@
                 <w:sz w:val="22"/>
                 <w:szCs w:val="22"/>
               </w:rPr>
+              <w:t xml:space="preserve">Governing Law</w:t>
+            </w:r>
+          </w:p>
+        </w:tc>
+        <w:tc>
+          <w:tcPr>
+            <w:tcBorders>
+              <w:top w:val="single" w:color="C7C7C7" w:sz="4"/>
+              <w:left w:val="nil" w:color="FFFFFF" w:sz="0"/>
+              <w:bottom w:val="single" w:color="C7C7C7" w:sz="4"/>
+              <w:right w:val="nil" w:color="FFFFFF" w:sz="0"/>
+            </w:tcBorders>
+            <w:tcMar>
+              <w:top w:type="dxa" w:w="80"/>
+              <w:left w:type="dxa" w:w="115"/>
+              <w:bottom w:type="dxa" w:w="80"/>
+              <w:right w:type="dxa" w:w="115"/>
+            </w:tcMar>
+            <w:vAlign w:val="center"/>
+          </w:tcPr>
+          <w:p>
+            <w:pPr>
+              <w:pStyle w:val="Normal"/>
+              <w:spacing w:after="0" w:before="0" w:line="340" w:beforeAutospacing="false" w:afterAutospacing="false"/>
+              <w:contextualSpacing w:val="false"/>
+            </w:pPr>
+            <w:r>
+              <w:rPr>
+                <w:rFonts w:ascii="Arial" w:cs="Arial" w:eastAsia="Arial" w:hAnsi="Arial"/>
+                <w:b w:val="false"/>
+                <w:bCs w:val="false"/>
+                <w:i w:val="false"/>
+                <w:iCs w:val="false"/>
+                <w:color w:val="1D2021"/>
+                <w:sz w:val="22"/>
+                <w:szCs w:val="22"/>
+              </w:rPr>
+              <w:t xml:space="preserve">{governing_law}</w:t>
+            </w:r>
+          </w:p>
+        </w:tc>
+      </w:tr>
+      <w:tr>
+        <w:trPr>
+          <w:trHeight w:val="358" w:hRule="atLeast"/>
+        </w:trPr>
+        <w:tc>
+          <w:tcPr>
+            <w:tcBorders>
+              <w:top w:val="single" w:color="C7C7C7" w:sz="4"/>
+              <w:left w:val="nil" w:color="FFFFFF" w:sz="0"/>
+              <w:bottom w:val="single" w:color="C7C7C7" w:sz="4"/>
+              <w:right w:val="nil" w:color="FFFFFF" w:sz="0"/>
+            </w:tcBorders>
+            <w:tcMar>
+              <w:top w:type="dxa" w:w="80"/>
+              <w:left w:type="dxa" w:w="115"/>
+              <w:bottom w:type="dxa" w:w="80"/>
+              <w:right w:type="dxa" w:w="115"/>
+            </w:tcMar>
+            <w:vAlign w:val="center"/>
+          </w:tcPr>
+          <w:p>
+            <w:pPr>
+              <w:pStyle w:val="Normal"/>
+              <w:spacing w:after="0" w:line="120"/>
+            </w:pPr>
+            <w:r>
+              <w:rPr>
+                <w:sz w:val="4"/>
+                <w:szCs w:val="4"/>
+              </w:rPr>
+              <w:t xml:space="preserve">​</w:t>
+            </w:r>
+          </w:p>
+          <w:p>
+            <w:pPr>
+              <w:pStyle w:val="Normal"/>
+              <w:spacing w:after="0" w:before="0" w:line="240"/>
+            </w:pPr>
+            <w:r>
+              <w:rPr>
+                <w:rFonts w:ascii="Arial" w:cs="Arial" w:eastAsia="Arial" w:hAnsi="Arial"/>
+                <w:b/>
+                <w:bCs/>
+                <w:i w:val="false"/>
+                <w:iCs w:val="false"/>
+                <w:color w:val="1D2021"/>
+                <w:sz w:val="22"/>
+                <w:szCs w:val="22"/>
+              </w:rPr>
               <w:t xml:space="preserve">Confidentiality</w:t>
             </w:r>
           </w:p>
@@ -1889,6 +1967,188 @@
                 <w:szCs w:val="22"/>
               </w:rPr>
               <w:t xml:space="preserve">{noninvestment_duration}{END-IF}</w:t>
+            </w:r>
+          </w:p>
+        </w:tc>
+      </w:tr>
+      <w:tr>
+        <w:trPr>
+          <w:trHeight w:val="358" w:hRule="atLeast"/>
+        </w:trPr>
+        <w:tc>
+          <w:tcPr>
+            <w:tcBorders>
+              <w:top w:val="single" w:color="C7C7C7" w:sz="4"/>
+              <w:left w:val="nil" w:color="FFFFFF" w:sz="0"/>
+              <w:bottom w:val="single" w:color="C7C7C7" w:sz="4"/>
+              <w:right w:val="nil" w:color="FFFFFF" w:sz="0"/>
+            </w:tcBorders>
+            <w:tcMar>
+              <w:top w:type="dxa" w:w="80"/>
+              <w:left w:type="dxa" w:w="115"/>
+              <w:bottom w:type="dxa" w:w="80"/>
+              <w:right w:type="dxa" w:w="115"/>
+            </w:tcMar>
+            <w:vAlign w:val="center"/>
+          </w:tcPr>
+          <w:p>
+            <w:pPr>
+              <w:pStyle w:val="Normal"/>
+              <w:spacing w:after="0" w:line="120"/>
+            </w:pPr>
+            <w:r>
+              <w:rPr>
+                <w:sz w:val="4"/>
+                <w:szCs w:val="4"/>
+              </w:rPr>
+              <w:t xml:space="preserve">​</w:t>
+            </w:r>
+          </w:p>
+          <w:p>
+            <w:pPr>
+              <w:pStyle w:val="Normal"/>
+              <w:spacing w:after="0" w:before="0" w:line="240"/>
+            </w:pPr>
+            <w:r>
+              <w:rPr>
+                <w:rFonts w:ascii="Arial" w:cs="Arial" w:eastAsia="Arial" w:hAnsi="Arial"/>
+                <w:b/>
+                <w:bCs/>
+                <w:i w:val="false"/>
+                <w:iCs w:val="false"/>
+                <w:color w:val="1D2021"/>
+                <w:sz w:val="22"/>
+                <w:szCs w:val="22"/>
+              </w:rPr>
+              <w:t xml:space="preserve">{IF garden_leave_included}Covered Employee Garden Leave (CHOICE Act)</w:t>
+            </w:r>
+          </w:p>
+        </w:tc>
+        <w:tc>
+          <w:tcPr>
+            <w:tcBorders>
+              <w:top w:val="single" w:color="C7C7C7" w:sz="4"/>
+              <w:left w:val="nil" w:color="FFFFFF" w:sz="0"/>
+              <w:bottom w:val="single" w:color="C7C7C7" w:sz="4"/>
+              <w:right w:val="nil" w:color="FFFFFF" w:sz="0"/>
+            </w:tcBorders>
+            <w:tcMar>
+              <w:top w:type="dxa" w:w="80"/>
+              <w:left w:type="dxa" w:w="115"/>
+              <w:bottom w:type="dxa" w:w="80"/>
+              <w:right w:type="dxa" w:w="115"/>
+            </w:tcMar>
+            <w:vAlign w:val="center"/>
+          </w:tcPr>
+          <w:p>
+            <w:pPr>
+              <w:pStyle w:val="Normal"/>
+              <w:spacing w:after="0" w:before="0" w:line="340" w:beforeAutospacing="false" w:afterAutospacing="false"/>
+              <w:contextualSpacing w:val="false"/>
+            </w:pPr>
+            <w:r>
+              <w:rPr>
+                <w:rFonts w:ascii="Arial" w:cs="Arial" w:eastAsia="Arial" w:hAnsi="Arial"/>
+                <w:b w:val="false"/>
+                <w:bCs w:val="false"/>
+                <w:i w:val="false"/>
+                <w:iCs w:val="false"/>
+                <w:color w:val="1D2021"/>
+                <w:sz w:val="22"/>
+                <w:szCs w:val="22"/>
+              </w:rPr>
+              <w:t xml:space="preserve">{END-IF}</w:t>
+            </w:r>
+          </w:p>
+        </w:tc>
+      </w:tr>
+      <w:tr>
+        <w:trPr>
+          <w:trHeight w:val="317" w:hRule="atLeast"/>
+        </w:trPr>
+        <w:tc>
+          <w:tcPr>
+            <w:tcBorders>
+              <w:top w:val="single" w:color="C7C7C7" w:sz="4"/>
+              <w:left w:val="nil" w:color="FFFFFF" w:sz="0"/>
+              <w:bottom w:val="single" w:color="C7C7C7" w:sz="4"/>
+              <w:right w:val="nil" w:color="FFFFFF" w:sz="0"/>
+            </w:tcBorders>
+            <w:tcMar>
+              <w:top w:type="dxa" w:w="80"/>
+              <w:left w:type="dxa" w:w="345"/>
+              <w:bottom w:type="dxa" w:w="80"/>
+              <w:right w:type="dxa" w:w="115"/>
+            </w:tcMar>
+            <w:vAlign w:val="center"/>
+          </w:tcPr>
+          <w:p>
+            <w:pPr>
+              <w:pStyle w:val="Normal"/>
+              <w:spacing w:after="0" w:line="0"/>
+            </w:pPr>
+            <w:r>
+              <w:rPr>
+                <w:sz w:val="1"/>
+                <w:szCs w:val="1"/>
+              </w:rPr>
+              <w:t xml:space="preserve">{IF garden_leave_included}</w:t>
+            </w:r>
+          </w:p>
+          <w:p>
+            <w:pPr>
+              <w:pStyle w:val="Normal"/>
+              <w:spacing w:after="0" w:before="0" w:line="340"/>
+            </w:pPr>
+            <w:r>
+              <w:rPr>
+                <w:rFonts w:ascii="Arial" w:cs="Arial" w:eastAsia="Arial" w:hAnsi="Arial"/>
+                <w:b w:val="false"/>
+                <w:bCs w:val="false"/>
+                <w:i/>
+                <w:iCs/>
+                <w:color w:val="494A4B"/>
+                <w:sz w:val="20"/>
+                <w:szCs w:val="20"/>
+              </w:rPr>
+              <w:t xml:space="preserve">Garden Leave Notice Period</w:t>
+            </w:r>
+          </w:p>
+        </w:tc>
+        <w:tc>
+          <w:tcPr>
+            <w:tcBorders>
+              <w:top w:val="single" w:color="C7C7C7" w:sz="4"/>
+              <w:left w:val="nil" w:color="FFFFFF" w:sz="0"/>
+              <w:bottom w:val="single" w:color="C7C7C7" w:sz="4"/>
+              <w:right w:val="nil" w:color="FFFFFF" w:sz="0"/>
+            </w:tcBorders>
+            <w:tcMar>
+              <w:top w:type="dxa" w:w="80"/>
+              <w:left w:type="dxa" w:w="115"/>
+              <w:bottom w:type="dxa" w:w="80"/>
+              <w:right w:type="dxa" w:w="115"/>
+            </w:tcMar>
+            <w:vAlign w:val="center"/>
+          </w:tcPr>
+          <w:p>
+            <w:pPr>
+              <w:pStyle w:val="Normal"/>
+              <w:spacing w:after="0" w:before="0" w:line="340" w:beforeAutospacing="false" w:afterAutospacing="false"/>
+              <w:contextualSpacing w:val="false"/>
+            </w:pPr>
+            <w:r>
+              <w:rPr>
+                <w:rFonts w:ascii="Arial" w:cs="Arial" w:eastAsia="Arial" w:hAnsi="Arial"/>
+                <w:b w:val="false"/>
+                <w:bCs w:val="false"/>
+                <w:i w:val="false"/>
+                <w:iCs w:val="false"/>
+                <w:color w:val="1D2021"/>
+                <w:sz w:val="22"/>
+                <w:szCs w:val="22"/>
+              </w:rPr>
+              <w:t xml:space="preserve">{garden_leave_notice_duration}{END-IF}</w:t>
             </w:r>
           </w:p>
         </w:tc>
@@ -2122,16 +2382,16 @@
           <w:sz w:val="22"/>
           <w:szCs w:val="22"/>
         </w:rPr>
-        <w:t xml:space="preserve">“Competitive Business”</w:t>
-      </w:r>
-      <w:r>
-        <w:rPr>
-          <w:rFonts w:ascii="Arial" w:cs="Arial" w:eastAsia="Arial" w:hAnsi="Arial"/>
-          <w:color w:val="1D2021"/>
-          <w:sz w:val="22"/>
-          <w:szCs w:val="22"/>
-        </w:rPr>
-        <w:t xml:space="preserve"> means the business activities described in Cover Terms under Competitive Business.</w:t>
+        <w:t xml:space="preserve">“Affiliates”</w:t>
+      </w:r>
+      <w:r>
+        <w:rPr>
+          <w:rFonts w:ascii="Arial" w:cs="Arial" w:eastAsia="Arial" w:hAnsi="Arial"/>
+          <w:color w:val="1D2021"/>
+          <w:sz w:val="22"/>
+          <w:szCs w:val="22"/>
+        </w:rPr>
+        <w:t xml:space="preserve"> means, with respect to Employer, any entity that directly or indirectly controls, is controlled by, or is under common control with Employer, including Employer's direct and indirect parent entities, subsidiaries, and any sister or operating entity under common control (for example, where the named Employer is a dedicated employment entity and the operating business is conducted through a commonly controlled affiliate). For this purpose, "control" means the power to direct the management and policies of an entity, whether through ownership of voting securities, by contract, or otherwise.</w:t>
       </w:r>
     </w:p>
     <w:p>
@@ -2158,16 +2418,16 @@
           <w:sz w:val="22"/>
           <w:szCs w:val="22"/>
         </w:rPr>
-        <w:t xml:space="preserve">“Confidential Information”</w:t>
-      </w:r>
-      <w:r>
-        <w:rPr>
-          <w:rFonts w:ascii="Arial" w:cs="Arial" w:eastAsia="Arial" w:hAnsi="Arial"/>
-          <w:color w:val="1D2021"/>
-          <w:sz w:val="22"/>
-          <w:szCs w:val="22"/>
-        </w:rPr>
-        <w:t xml:space="preserve"> means non-public information relating to Employer's business, including trade secrets, customer lists, pricing, business processes, technical data, and strategic plans, but excluding information that becomes public through no fault of Employee.</w:t>
+        <w:t xml:space="preserve">“Competitive Business”</w:t>
+      </w:r>
+      <w:r>
+        <w:rPr>
+          <w:rFonts w:ascii="Arial" w:cs="Arial" w:eastAsia="Arial" w:hAnsi="Arial"/>
+          <w:color w:val="1D2021"/>
+          <w:sz w:val="22"/>
+          <w:szCs w:val="22"/>
+        </w:rPr>
+        <w:t xml:space="preserve"> means the business activities described in Cover Terms under Competitive Business.</w:t>
       </w:r>
     </w:p>
     <w:p>
@@ -2194,16 +2454,16 @@
           <w:sz w:val="22"/>
           <w:szCs w:val="22"/>
         </w:rPr>
-        <w:t xml:space="preserve">“Covered Customers”</w:t>
-      </w:r>
-      <w:r>
-        <w:rPr>
-          <w:rFonts w:ascii="Arial" w:cs="Arial" w:eastAsia="Arial" w:hAnsi="Arial"/>
-          <w:color w:val="1D2021"/>
-          <w:sz w:val="22"/>
-          <w:szCs w:val="22"/>
-        </w:rPr>
-        <w:t xml:space="preserve"> means customers, patients, clients, vendors, referral sources, and business partners with whom Employee had material contact or for whom Employee had responsibility during the {covered_customer_period} before termination of employment.</w:t>
+        <w:t xml:space="preserve">“Confidential Information”</w:t>
+      </w:r>
+      <w:r>
+        <w:rPr>
+          <w:rFonts w:ascii="Arial" w:cs="Arial" w:eastAsia="Arial" w:hAnsi="Arial"/>
+          <w:color w:val="1D2021"/>
+          <w:sz w:val="22"/>
+          <w:szCs w:val="22"/>
+        </w:rPr>
+        <w:t xml:space="preserve"> means non-public information relating to Employer's business, including trade secrets, customer lists, pricing, business processes, technical data, and strategic plans, but excluding information that becomes public through no fault of Employee.</w:t>
       </w:r>
     </w:p>
     <w:p>
@@ -2230,16 +2490,16 @@
           <w:sz w:val="22"/>
           <w:szCs w:val="22"/>
         </w:rPr>
-        <w:t xml:space="preserve">“Covered Employees”</w:t>
-      </w:r>
-      <w:r>
-        <w:rPr>
-          <w:rFonts w:ascii="Arial" w:cs="Arial" w:eastAsia="Arial" w:hAnsi="Arial"/>
-          <w:color w:val="1D2021"/>
-          <w:sz w:val="22"/>
-          <w:szCs w:val="22"/>
-        </w:rPr>
-        <w:t xml:space="preserve"> means employees with whom Employee worked or whom Employee managed during the {covered_employee_period} before termination of employment.</w:t>
+        <w:t xml:space="preserve">“Covered Customers”</w:t>
+      </w:r>
+      <w:r>
+        <w:rPr>
+          <w:rFonts w:ascii="Arial" w:cs="Arial" w:eastAsia="Arial" w:hAnsi="Arial"/>
+          <w:color w:val="1D2021"/>
+          <w:sz w:val="22"/>
+          <w:szCs w:val="22"/>
+        </w:rPr>
+        <w:t xml:space="preserve"> means customers, patients, clients, vendors, referral sources, and business partners with whom Employee had material contact or for whom Employee had responsibility during the {covered_customer_period} before termination of employment.</w:t>
       </w:r>
     </w:p>
     <w:p>
@@ -2266,16 +2526,16 @@
           <w:sz w:val="22"/>
           <w:szCs w:val="22"/>
         </w:rPr>
-        <w:t xml:space="preserve">“Legitimate Business Interests”</w:t>
-      </w:r>
-      <w:r>
-        <w:rPr>
-          <w:rFonts w:ascii="Arial" w:cs="Arial" w:eastAsia="Arial" w:hAnsi="Arial"/>
-          <w:color w:val="1D2021"/>
-          <w:sz w:val="22"/>
-          <w:szCs w:val="22"/>
-        </w:rPr>
-        <w:t xml:space="preserve"> means one or more of the interests enumerated in Fla. Stat. § 542.335(1)(b), including Employer's trade secrets; valuable confidential business or professional information that does not otherwise qualify as a trade secret; substantial relationships with specific prospective or existing customers, patients, or clients; customer, patient, or client goodwill associated with Employer's ongoing business or professional practice, a specific geographic location, or a specific marketing or trade area; and extraordinary or specialized training provided to Employee.</w:t>
+        <w:t xml:space="preserve">“Covered Employees”</w:t>
+      </w:r>
+      <w:r>
+        <w:rPr>
+          <w:rFonts w:ascii="Arial" w:cs="Arial" w:eastAsia="Arial" w:hAnsi="Arial"/>
+          <w:color w:val="1D2021"/>
+          <w:sz w:val="22"/>
+          <w:szCs w:val="22"/>
+        </w:rPr>
+        <w:t xml:space="preserve"> means employees with whom Employee worked or whom Employee managed during the {covered_employee_period} before termination of employment.</w:t>
       </w:r>
     </w:p>
     <w:p>
@@ -2302,16 +2562,16 @@
           <w:sz w:val="22"/>
           <w:szCs w:val="22"/>
         </w:rPr>
-        <w:t xml:space="preserve">“Passive Public Holdings”</w:t>
-      </w:r>
-      <w:r>
-        <w:rPr>
-          <w:rFonts w:ascii="Arial" w:cs="Arial" w:eastAsia="Arial" w:hAnsi="Arial"/>
-          <w:color w:val="1D2021"/>
-          <w:sz w:val="22"/>
-          <w:szCs w:val="22"/>
-        </w:rPr>
-        <w:t xml:space="preserve"> means ownership of securities of a publicly traded company representing less than {passive_public_holdings_threshold} of any class of such company's securities, and interests in diversified mutual funds, index funds, and exchange-traded funds that may hold securities of a Competitive Business.</w:t>
+        <w:t xml:space="preserve">“Legitimate Business Interests”</w:t>
+      </w:r>
+      <w:r>
+        <w:rPr>
+          <w:rFonts w:ascii="Arial" w:cs="Arial" w:eastAsia="Arial" w:hAnsi="Arial"/>
+          <w:color w:val="1D2021"/>
+          <w:sz w:val="22"/>
+          <w:szCs w:val="22"/>
+        </w:rPr>
+        <w:t xml:space="preserve"> means one or more of the interests enumerated in Fla. Stat. § 542.335(1)(b), including Employer's trade secrets; valuable confidential business or professional information that does not otherwise qualify as a trade secret; substantial relationships with specific prospective or existing customers, patients, or clients; customer, patient, or client goodwill associated with Employer's ongoing business or professional practice, a specific geographic location, or a specific marketing or trade area; and extraordinary or specialized training provided to Employee.</w:t>
       </w:r>
     </w:p>
     <w:p>
@@ -2338,16 +2598,16 @@
           <w:sz w:val="22"/>
           <w:szCs w:val="22"/>
         </w:rPr>
-        <w:t xml:space="preserve">“Protected Interests”</w:t>
-      </w:r>
-      <w:r>
-        <w:rPr>
-          <w:rFonts w:ascii="Arial" w:cs="Arial" w:eastAsia="Arial" w:hAnsi="Arial"/>
-          <w:color w:val="1D2021"/>
-          <w:sz w:val="22"/>
-          <w:szCs w:val="22"/>
-        </w:rPr>
-        <w:t xml:space="preserve"> means Employer's Legitimate Business Interests in its Confidential Information, customer, patient, and business-partner relationships, customer and patient goodwill, workforce stability, and any extraordinary or specialized training provided to Employee.</w:t>
+        <w:t xml:space="preserve">“Passive Public Holdings”</w:t>
+      </w:r>
+      <w:r>
+        <w:rPr>
+          <w:rFonts w:ascii="Arial" w:cs="Arial" w:eastAsia="Arial" w:hAnsi="Arial"/>
+          <w:color w:val="1D2021"/>
+          <w:sz w:val="22"/>
+          <w:szCs w:val="22"/>
+        </w:rPr>
+        <w:t xml:space="preserve"> means ownership of securities of a publicly traded company representing less than {passive_public_holdings_threshold} of any class of such company's securities, and interests in diversified mutual funds, index funds, and exchange-traded funds that may hold securities of a Competitive Business.</w:t>
       </w:r>
     </w:p>
     <w:p>
@@ -2374,16 +2634,16 @@
           <w:sz w:val="22"/>
           <w:szCs w:val="22"/>
         </w:rPr>
-        <w:t xml:space="preserve">“Restricted Period”</w:t>
-      </w:r>
-      <w:r>
-        <w:rPr>
-          <w:rFonts w:ascii="Arial" w:cs="Arial" w:eastAsia="Arial" w:hAnsi="Arial"/>
-          <w:color w:val="1D2021"/>
-          <w:sz w:val="22"/>
-          <w:szCs w:val="22"/>
-        </w:rPr>
-        <w:t xml:space="preserve"> means the duration specified in Cover Terms for each covenant, beginning on the date Employee's employment with Employer ends for any reason.</w:t>
+        <w:t xml:space="preserve">“Protected Interests”</w:t>
+      </w:r>
+      <w:r>
+        <w:rPr>
+          <w:rFonts w:ascii="Arial" w:cs="Arial" w:eastAsia="Arial" w:hAnsi="Arial"/>
+          <w:color w:val="1D2021"/>
+          <w:sz w:val="22"/>
+          <w:szCs w:val="22"/>
+        </w:rPr>
+        <w:t xml:space="preserve"> means Employer's Legitimate Business Interests in its Confidential Information, customer, patient, and business-partner relationships, customer and patient goodwill, workforce stability, and any extraordinary or specialized training provided to Employee.</w:t>
       </w:r>
     </w:p>
     <w:p>
@@ -2410,16 +2670,16 @@
           <w:sz w:val="22"/>
           <w:szCs w:val="22"/>
         </w:rPr>
-        <w:t xml:space="preserve">“Restricted Territory”</w:t>
-      </w:r>
-      <w:r>
-        <w:rPr>
-          <w:rFonts w:ascii="Arial" w:cs="Arial" w:eastAsia="Arial" w:hAnsi="Arial"/>
-          <w:color w:val="1D2021"/>
-          <w:sz w:val="22"/>
-          <w:szCs w:val="22"/>
-        </w:rPr>
-        <w:t xml:space="preserve"> means the geographic area described in Cover Terms under Restricted Territory.</w:t>
+        <w:t xml:space="preserve">“Restricted Period”</w:t>
+      </w:r>
+      <w:r>
+        <w:rPr>
+          <w:rFonts w:ascii="Arial" w:cs="Arial" w:eastAsia="Arial" w:hAnsi="Arial"/>
+          <w:color w:val="1D2021"/>
+          <w:sz w:val="22"/>
+          <w:szCs w:val="22"/>
+        </w:rPr>
+        <w:t xml:space="preserve"> means the duration specified in Cover Terms for each covenant, beginning on the date Employee's employment with Employer ends for any reason.</w:t>
       </w:r>
     </w:p>
     <w:p>
@@ -2446,6 +2706,42 @@
           <w:sz w:val="22"/>
           <w:szCs w:val="22"/>
         </w:rPr>
+        <w:t xml:space="preserve">“Restricted Territory”</w:t>
+      </w:r>
+      <w:r>
+        <w:rPr>
+          <w:rFonts w:ascii="Arial" w:cs="Arial" w:eastAsia="Arial" w:hAnsi="Arial"/>
+          <w:color w:val="1D2021"/>
+          <w:sz w:val="22"/>
+          <w:szCs w:val="22"/>
+        </w:rPr>
+        <w:t xml:space="preserve"> means the geographic area described in Cover Terms under Restricted Territory.</w:t>
+      </w:r>
+    </w:p>
+    <w:p>
+      <w:pPr>
+        <w:pStyle w:val="OAClauseBody"/>
+        <w:spacing w:after="280" w:before="320" w:line="340" w:beforeAutospacing="false" w:afterAutospacing="false"/>
+        <w:contextualSpacing w:val="false"/>
+      </w:pPr>
+      <w:r>
+        <w:rPr>
+          <w:rFonts w:ascii="Arial" w:cs="Arial" w:eastAsia="Arial" w:hAnsi="Arial"/>
+          <w:color w:val="1D2021"/>
+          <w:sz w:val="22"/>
+          <w:szCs w:val="22"/>
+        </w:rPr>
+        <w:t xml:space="preserve">1.11 </w:t>
+      </w:r>
+      <w:r>
+        <w:rPr>
+          <w:rFonts w:ascii="Arial" w:cs="Arial" w:eastAsia="Arial" w:hAnsi="Arial"/>
+          <w:b/>
+          <w:bCs/>
+          <w:color w:val="117086"/>
+          <w:sz w:val="22"/>
+          <w:szCs w:val="22"/>
+        </w:rPr>
         <w:t xml:space="preserve">“Solicit”</w:t>
       </w:r>
       <w:r>
@@ -2471,7 +2767,7 @@
           <w:sz w:val="22"/>
           <w:szCs w:val="22"/>
         </w:rPr>
-        <w:t xml:space="preserve">1.11 </w:t>
+        <w:t xml:space="preserve">1.12 </w:t>
       </w:r>
       <w:r>
         <w:rPr>
@@ -3485,7 +3781,7 @@
           <w:sz w:val="22"/>
           <w:szCs w:val="22"/>
         </w:rPr>
-        <w:t xml:space="preserve">{IF covered_employee}</w:t>
+        <w:t xml:space="preserve">{IF choice_act_advance_notice_confirmed}</w:t>
       </w:r>
     </w:p>
     <w:p>
@@ -3505,7 +3801,7 @@
           <w:sz w:val="22"/>
           <w:szCs w:val="22"/>
         </w:rPr>
-        <w:t xml:space="preserve">Employee is a covered employee under the Florida Contracts Honoring Opportunity, Investment, Confidentiality, and Economic Growth (CHOICE) Act, Fla. Stat. §§ 542.41–542.45. Employer advised Employee, in writing, of the right to seek the advice of independent legal counsel before executing this agreement, and Employee acknowledges receiving that written advisal, in satisfaction of Fla. Stat. § 542.45(2)(a). Employer provided Employee with this proposed agreement at least seven days before the offer of employment was to expire (for a prospective covered employee) or at least seven days before the offer to enter into this agreement was to expire (for a current covered employee), in satisfaction of the notice requirement of Fla. Stat. § 542.45(3).</w:t>
+        <w:t xml:space="preserve">Employer advised Employee, in writing, of the right to seek the advice of independent legal counsel before executing this agreement, and Employee acknowledges receiving that written advisal, in satisfaction of Fla. Stat. § 542.45(2)(a). Employer provided Employee with this proposed agreement at least seven days before the offer of employment was to expire (for a prospective covered employee) or at least seven days before the offer to enter into this agreement was to expire (for a current covered employee), in satisfaction of the notice requirement of Fla. Stat. § 542.45(3).</w:t>
       </w:r>
     </w:p>
     <w:p>
@@ -3545,7 +3841,7 @@
           <w:sz w:val="22"/>
           <w:szCs w:val="22"/>
         </w:rPr>
-        <w:t xml:space="preserve">{IF !covered_employee}</w:t>
+        <w:t xml:space="preserve">{IF !choice_act_advance_notice_confirmed}</w:t>
       </w:r>
     </w:p>
     <w:p>
@@ -3643,7 +3939,7 @@
           <w:sz w:val="22"/>
           <w:szCs w:val="22"/>
         </w:rPr>
-        <w:t xml:space="preserve">Employee acknowledges in writing that, in the course of Employee's employment with Employer, Employee will receive confidential information or customer relationships, in satisfaction of Fla. Stat. § 542.45(2)(b). This acknowledgement is in addition to, and does not limit, the recital of Employer's Legitimate Business Interests above.</w:t>
+        <w:t xml:space="preserve">Employee is a covered employee under the Florida Contracts Honoring Opportunity, Investment, Confidentiality, and Economic Growth (CHOICE) Act, Fla. Stat. §§ 542.41–542.45. Employee acknowledges in writing that, in the course of Employee's employment with Employer, Employee will receive confidential information or customer relationships, in satisfaction of Fla. Stat. § 542.45(2)(b). This acknowledgement is in addition to, and does not limit, the recital of Employer's Legitimate Business Interests above.</w:t>
       </w:r>
     </w:p>
     <w:p>
@@ -3781,7 +4077,7 @@
           <w:sz w:val="22"/>
           <w:szCs w:val="22"/>
         </w:rPr>
-        <w:t xml:space="preserve">This agreement includes a covered garden leave agreement within the meaning of Fla. Stat. § 542.43(5), under which Employer and Employee agree to a notice period before the termination of employment, not to exceed four years. The non-compete Restricted Period is reduced day-for-day by any nonworking portion of the garden-leave notice period, pursuant to Fla. Stat. § 542.45(2)(c). After the first 90 days of the notice period, Employee need not provide services to Employer and may pursue nonwork activities, including for another employer, subject to Fla. Stat. § 542.44 and the other terms of this agreement. The counsel-advisal, seven-day-notice, and confidential-information-acknowledgement requirements of Fla. Stat. § 542.44(2)–(3) apply to this garden leave agreement and are satisfied by the corresponding provisions of this agreement.</w:t>
+        <w:t xml:space="preserve">This agreement includes a covered garden leave agreement within the meaning of Fla. Stat. § 542.43(5), under which Employer and Employee agree to a garden-leave notice period of {garden_leave_notice_duration} before the termination of employment, which may not exceed four years (Fla. Stat. § 542.43(5)). The non-compete Restricted Period is reduced day-for-day by any nonworking portion of the garden-leave notice period, pursuant to Fla. Stat. § 542.45(2)(c). After the first 90 days of the notice period, Employee need not provide services to Employer and may pursue nonwork activities, including for another employer, subject to Fla. Stat. § 542.44 and the other terms of this agreement. The counsel-advisal, seven-day-notice, and written confidential-information-acknowledgement requirements of Fla. Stat. § 542.44(2)–(3) apply to this garden leave agreement; the corresponding provisions of this agreement (the CHOICE Act Counsel Advisal and Notice provision, if included, and the CHOICE Act Confidential Information Acknowledgement provision) are intended to address them.</w:t>
       </w:r>
     </w:p>
     <w:p>
@@ -4127,7 +4423,7 @@
           <w:sz w:val="22"/>
           <w:szCs w:val="22"/>
         </w:rPr>
-        <w:t xml:space="preserve">Employee may not assign this agreement or any rights or obligations under it. Employer may assign this agreement, and the restrictive covenants in it, to any affiliate, successor, or acquirer of all or substantially all of Employer's business or assets. Pursuant to Fla. Stat. § 542.335(1)(f), Employer expressly authorizes enforcement of the restrictive covenants in this agreement by Employer's assignee or successor, and the parties expressly intend that any such assignee or successor, and any affiliate of Employer on whose behalf Employee performs services or that holds the Protected Interests, is a third-party beneficiary of this agreement, expressly identified as such and entitled to enforce the restrictive covenants for its own benefit. This agreement is binding on and inures to the benefit of the parties and their respective heirs, successors, third-party beneficiaries, and permitted assigns.</w:t>
+        <w:t xml:space="preserve">Employee may not assign this agreement or any rights or obligations under it. Employer may assign this agreement, and the restrictive covenants in it, to Employer's direct corporate parent (identified in Cover Terms under Employer Parent Entity, if any), to any of Employer's Affiliates, or to any successor or acquirer of all or substantially all of Employer's business or assets. Pursuant to Fla. Stat. § 542.335(1)(f), Employer expressly authorizes enforcement of the restrictive covenants in this agreement by Employer's assignee or successor. The parties further expressly identify, as third-party beneficiaries of this agreement entitled to enforce the restrictive covenants for their own benefit, each of the following: Employer's direct corporate parent (as identified in Cover Terms, if any); Employer's Affiliates, including any operating company or commonly controlled entity on whose behalf Employee performs services or that holds any of the Protected Interests; and any successor or assignee of Employer. The parties expressly state that the restrictive covenants are intended for the benefit of each such expressly-identified person, as required by Fla. Stat. § 542.335(1)(f)1. This agreement is binding on and inures to the benefit of the parties and their respective heirs, successors, third-party beneficiaries, and permitted assigns.</w:t>
       </w:r>
     </w:p>
     <w:p>

--- a/content/templates/openagreements-restrictive-covenant-florida/template.docx
+++ b/content/templates/openagreements-restrictive-covenant-florida/template.docx
@@ -4077,7 +4077,7 @@
           <w:sz w:val="22"/>
           <w:szCs w:val="22"/>
         </w:rPr>
-        <w:t xml:space="preserve">This agreement includes a covered garden leave agreement within the meaning of Fla. Stat. § 542.43(5), under which Employer and Employee agree to a garden-leave notice period of {garden_leave_notice_duration} before the termination of employment, which may not exceed four years (Fla. Stat. § 542.43(5)). The non-compete Restricted Period is reduced day-for-day by any nonworking portion of the garden-leave notice period, pursuant to Fla. Stat. § 542.45(2)(c). After the first 90 days of the notice period, Employee need not provide services to Employer and may pursue nonwork activities, including for another employer, subject to Fla. Stat. § 542.44 and the other terms of this agreement. The counsel-advisal, seven-day-notice, and written confidential-information-acknowledgement requirements of Fla. Stat. § 542.44(2)–(3) apply to this garden leave agreement; the corresponding provisions of this agreement (the CHOICE Act Counsel Advisal and Notice provision, if included, and the CHOICE Act Confidential Information Acknowledgement provision) are intended to address them.</w:t>
+        <w:t xml:space="preserve">This agreement includes a covered garden leave agreement within the meaning of Fla. Stat. § 542.43(5), under which Employer and Employee agree to a garden-leave notice period of {garden_leave_notice_duration} before the termination of employment, which may not exceed four years (Fla. Stat. § 542.43(5)). The non-compete Restricted Period is reduced day-for-day by any nonworking portion of the garden-leave notice period, pursuant to Fla. Stat. § 542.45(2)(c). After the first 90 days of the notice period, Employee need not provide services to Employer and may engage in nonwork activities during the remainder of the notice period; Employee may work for another employer during the remainder of the notice period only with Employer's permission, as provided in Fla. Stat. § 542.44(2)(c). The counsel-advisal, seven-day-notice, and written confidential-information-acknowledgement requirements of Fla. Stat. § 542.44(2)–(3) apply to this garden leave agreement; the corresponding provisions of this agreement (the CHOICE Act Counsel Advisal and Notice provision, if included, and the CHOICE Act Confidential Information Acknowledgement provision) are intended to address them.</w:t>
       </w:r>
     </w:p>
     <w:p>

--- a/content/templates/openagreements-restrictive-covenant-florida/template.docx
+++ b/content/templates/openagreements-restrictive-covenant-florida/template.docx
@@ -278,6 +278,84 @@
                 <w:sz w:val="22"/>
                 <w:szCs w:val="22"/>
               </w:rPr>
+              <w:t xml:space="preserve">{IF employer_operating_affiliate_name}Operating / Service-Recipient Affiliate</w:t>
+            </w:r>
+          </w:p>
+        </w:tc>
+        <w:tc>
+          <w:tcPr>
+            <w:tcBorders>
+              <w:top w:val="single" w:color="C7C7C7" w:sz="4"/>
+              <w:left w:val="nil" w:color="FFFFFF" w:sz="0"/>
+              <w:bottom w:val="single" w:color="C7C7C7" w:sz="4"/>
+              <w:right w:val="nil" w:color="FFFFFF" w:sz="0"/>
+            </w:tcBorders>
+            <w:tcMar>
+              <w:top w:type="dxa" w:w="80"/>
+              <w:left w:type="dxa" w:w="115"/>
+              <w:bottom w:type="dxa" w:w="80"/>
+              <w:right w:type="dxa" w:w="115"/>
+            </w:tcMar>
+            <w:vAlign w:val="center"/>
+          </w:tcPr>
+          <w:p>
+            <w:pPr>
+              <w:pStyle w:val="Normal"/>
+              <w:spacing w:after="0" w:before="0" w:line="340" w:beforeAutospacing="false" w:afterAutospacing="false"/>
+              <w:contextualSpacing w:val="false"/>
+            </w:pPr>
+            <w:r>
+              <w:rPr>
+                <w:rFonts w:ascii="Arial" w:cs="Arial" w:eastAsia="Arial" w:hAnsi="Arial"/>
+                <w:b w:val="false"/>
+                <w:bCs w:val="false"/>
+                <w:i w:val="false"/>
+                <w:iCs w:val="false"/>
+                <w:color w:val="1D2021"/>
+                <w:sz w:val="22"/>
+                <w:szCs w:val="22"/>
+              </w:rPr>
+              <w:t xml:space="preserve">{employer_operating_affiliate_name}{END-IF}</w:t>
+            </w:r>
+          </w:p>
+        </w:tc>
+      </w:tr>
+      <w:tr>
+        <w:trPr>
+          <w:trHeight w:val="317" w:hRule="atLeast"/>
+        </w:trPr>
+        <w:tc>
+          <w:tcPr>
+            <w:tcBorders>
+              <w:top w:val="single" w:color="C7C7C7" w:sz="4"/>
+              <w:left w:val="nil" w:color="FFFFFF" w:sz="0"/>
+              <w:bottom w:val="single" w:color="C7C7C7" w:sz="4"/>
+              <w:right w:val="nil" w:color="FFFFFF" w:sz="0"/>
+            </w:tcBorders>
+            <w:tcMar>
+              <w:top w:type="dxa" w:w="80"/>
+              <w:left w:type="dxa" w:w="115"/>
+              <w:bottom w:type="dxa" w:w="80"/>
+              <w:right w:type="dxa" w:w="115"/>
+            </w:tcMar>
+            <w:vAlign w:val="center"/>
+          </w:tcPr>
+          <w:p>
+            <w:pPr>
+              <w:pStyle w:val="Normal"/>
+              <w:spacing w:after="0" w:before="0" w:line="340"/>
+            </w:pPr>
+            <w:r>
+              <w:rPr>
+                <w:rFonts w:ascii="Arial" w:cs="Arial" w:eastAsia="Arial" w:hAnsi="Arial"/>
+                <w:b/>
+                <w:bCs/>
+                <w:i w:val="false"/>
+                <w:iCs w:val="false"/>
+                <w:color w:val="1D2021"/>
+                <w:sz w:val="22"/>
+                <w:szCs w:val="22"/>
+              </w:rPr>
               <w:t xml:space="preserve">Employee</w:t>
             </w:r>
           </w:p>
@@ -4423,7 +4501,7 @@
           <w:sz w:val="22"/>
           <w:szCs w:val="22"/>
         </w:rPr>
-        <w:t xml:space="preserve">Employee may not assign this agreement or any rights or obligations under it. Employer may assign this agreement, and the restrictive covenants in it, to Employer's direct corporate parent (identified in Cover Terms under Employer Parent Entity, if any), to any of Employer's Affiliates, or to any successor or acquirer of all or substantially all of Employer's business or assets. Pursuant to Fla. Stat. § 542.335(1)(f), Employer expressly authorizes enforcement of the restrictive covenants in this agreement by Employer's assignee or successor. The parties further expressly identify, as third-party beneficiaries of this agreement entitled to enforce the restrictive covenants for their own benefit, each of the following: Employer's direct corporate parent (as identified in Cover Terms, if any); Employer's Affiliates, including any operating company or commonly controlled entity on whose behalf Employee performs services or that holds any of the Protected Interests; and any successor or assignee of Employer. The parties expressly state that the restrictive covenants are intended for the benefit of each such expressly-identified person, as required by Fla. Stat. § 542.335(1)(f)1. This agreement is binding on and inures to the benefit of the parties and their respective heirs, successors, third-party beneficiaries, and permitted assigns.</w:t>
+        <w:t xml:space="preserve">Employee may not assign this agreement or any rights or obligations under it. Employer may assign this agreement, and the restrictive covenants in it, to Employer's direct corporate parent (identified in Cover Terms under Employer Parent Entity, if any), to any of Employer's Affiliates, or to any successor or acquirer of all or substantially all of Employer's business or assets. Pursuant to Fla. Stat. § 542.335(1)(f), Employer expressly authorizes enforcement of the restrictive covenants in this agreement by Employer's assignee or successor. The parties further expressly identify, as third-party beneficiaries of this agreement entitled to enforce the restrictive covenants for their own benefit, each of the following: Employer's direct corporate parent (as identified in Cover Terms, if any); the operating or service-recipient Affiliate identified in Cover Terms (if any) on whose behalf Employee performs services or that holds any of the Protected Interests; Employer's Affiliates, including any operating company or commonly controlled entity on whose behalf Employee performs services or that holds any of the Protected Interests; and any successor or assignee of Employer. The parties expressly state that the restrictive covenants are intended for the benefit of each such expressly-identified person, as required by Fla. Stat. § 542.335(1)(f)1. This agreement is binding on and inures to the benefit of the parties and their respective heirs, successors, third-party beneficiaries, and permitted assigns.</w:t>
       </w:r>
     </w:p>
     <w:p>

--- a/content/templates/openagreements-restrictive-covenant-florida/template.docx
+++ b/content/templates/openagreements-restrictive-covenant-florida/template.docx
@@ -3859,7 +3859,7 @@
           <w:sz w:val="22"/>
           <w:szCs w:val="22"/>
         </w:rPr>
-        <w:t xml:space="preserve">{IF choice_act_advance_notice_confirmed}</w:t>
+        <w:t xml:space="preserve">Employer advised Employee, in writing, of the right to seek the advice of independent legal counsel before executing this agreement, and Employee acknowledges receiving that written advisal, in satisfaction of Fla. Stat. § 542.45(2)(a). Employer provided Employee with this proposed agreement at least seven days before the offer of employment was to expire (for a prospective covered employee) or at least seven days before the offer to enter into this agreement was to expire (for a current covered employee), in satisfaction of the notice requirement of Fla. Stat. § 542.45(3).</w:t>
       </w:r>
     </w:p>
     <w:p>
@@ -3879,7 +3879,7 @@
           <w:sz w:val="22"/>
           <w:szCs w:val="22"/>
         </w:rPr>
-        <w:t xml:space="preserve">Employer advised Employee, in writing, of the right to seek the advice of independent legal counsel before executing this agreement, and Employee acknowledges receiving that written advisal, in satisfaction of Fla. Stat. § 542.45(2)(a). Employer provided Employee with this proposed agreement at least seven days before the offer of employment was to expire (for a prospective covered employee) or at least seven days before the offer to enter into this agreement was to expire (for a current covered employee), in satisfaction of the notice requirement of Fla. Stat. § 542.45(3).</w:t>
+        <w:t xml:space="preserve">{IF !choice_act_advance_notice_confirmed}</w:t>
       </w:r>
     </w:p>
     <w:p>
@@ -3891,55 +3891,15 @@
       <w:r>
         <w:rPr>
           <w:rFonts w:ascii="Arial" w:cs="Arial" w:eastAsia="Arial" w:hAnsi="Arial"/>
-          <w:b w:val="false"/>
-          <w:bCs w:val="false"/>
-          <w:i w:val="false"/>
-          <w:iCs w:val="false"/>
-          <w:color w:val="1D2021"/>
-          <w:sz w:val="22"/>
-          <w:szCs w:val="22"/>
-        </w:rPr>
-        <w:t xml:space="preserve">{END-IF}</w:t>
-      </w:r>
-    </w:p>
-    <w:p>
-      <w:pPr>
-        <w:pStyle w:val="OAClauseBody"/>
-        <w:spacing w:after="280" w:before="0" w:line="340" w:beforeAutospacing="false" w:afterAutospacing="false"/>
-        <w:contextualSpacing w:val="false"/>
-      </w:pPr>
-      <w:r>
-        <w:rPr>
-          <w:rFonts w:ascii="Arial" w:cs="Arial" w:eastAsia="Arial" w:hAnsi="Arial"/>
-          <w:b w:val="false"/>
-          <w:bCs w:val="false"/>
-          <w:i w:val="false"/>
-          <w:iCs w:val="false"/>
-          <w:color w:val="1D2021"/>
-          <w:sz w:val="22"/>
-          <w:szCs w:val="22"/>
-        </w:rPr>
-        <w:t xml:space="preserve">{IF !choice_act_advance_notice_confirmed}</w:t>
-      </w:r>
-    </w:p>
-    <w:p>
-      <w:pPr>
-        <w:pStyle w:val="OAClauseBody"/>
-        <w:spacing w:after="280" w:before="0" w:line="340" w:beforeAutospacing="false" w:afterAutospacing="false"/>
-        <w:contextualSpacing w:val="false"/>
-      </w:pPr>
-      <w:r>
-        <w:rPr>
-          <w:rFonts w:ascii="Arial" w:cs="Arial" w:eastAsia="Arial" w:hAnsi="Arial"/>
-          <w:b w:val="false"/>
-          <w:bCs w:val="false"/>
-          <w:i w:val="false"/>
-          <w:iCs w:val="false"/>
-          <w:color w:val="1D2021"/>
-          <w:sz w:val="22"/>
-          <w:szCs w:val="22"/>
-        </w:rPr>
-        <w:t xml:space="preserve">[Intentionally Omitted.]</w:t>
+          <w:b/>
+          <w:bCs/>
+          <w:color w:val="1D2021"/>
+          <w:sz w:val="22"/>
+          <w:szCs w:val="22"/>
+          <w:highlight w:val="yellow"/>
+          <w:highlightCs w:val="yellow"/>
+        </w:rPr>
+        <w:t xml:space="preserve">[CONFIRM before signing: the written right-to-counsel advisal and at least 7-day advance notice were actually given before signing; see https://www.flsenate.gov/Laws/Statutes/2025/542.45]</w:t>
       </w:r>
     </w:p>
     <w:p>

--- a/content/templates/openagreements-restrictive-covenant-florida/template.docx
+++ b/content/templates/openagreements-restrictive-covenant-florida/template.docx
@@ -15,6 +15,164 @@
           <w:szCs w:val="44"/>
         </w:rPr>
         <w:t xml:space="preserve">Employee Restrictive Covenant Agreement</w:t>
+      </w:r>
+    </w:p>
+    <w:p>
+      <w:pPr>
+        <w:pStyle w:val="Normal"/>
+        <w:spacing w:after="0" w:line="0"/>
+      </w:pPr>
+      <w:r>
+        <w:rPr>
+          <w:sz w:val="1"/>
+          <w:szCs w:val="1"/>
+        </w:rPr>
+        <w:t xml:space="preserve">{IF any_confirmation_pending}</w:t>
+      </w:r>
+    </w:p>
+    <w:p>
+      <w:pPr>
+        <w:pStyle w:val="OAClauseBody"/>
+        <w:spacing w:after="280" w:before="0" w:line="340" w:beforeAutospacing="false" w:afterAutospacing="false"/>
+        <w:contextualSpacing w:val="false"/>
+      </w:pPr>
+      <w:r>
+        <w:rPr>
+          <w:rFonts w:ascii="Arial" w:cs="Arial" w:eastAsia="Arial" w:hAnsi="Arial"/>
+          <w:b/>
+          <w:bCs/>
+          <w:color w:val="1D2021"/>
+          <w:sz w:val="22"/>
+          <w:szCs w:val="22"/>
+          <w:highlight w:val="yellow"/>
+          <w:highlightCs w:val="yellow"/>
+        </w:rPr>
+        <w:t xml:space="preserve">CONFIRMATION REQUIRED BEFORE SIGNING</w:t>
+      </w:r>
+    </w:p>
+    <w:p>
+      <w:pPr>
+        <w:pStyle w:val="OAClauseBody"/>
+        <w:spacing w:after="280" w:before="0" w:line="340" w:beforeAutospacing="false" w:afterAutospacing="false"/>
+        <w:contextualSpacing w:val="false"/>
+      </w:pPr>
+      <w:r>
+        <w:rPr>
+          <w:rFonts w:ascii="Arial" w:cs="Arial" w:eastAsia="Arial" w:hAnsi="Arial"/>
+          <w:b w:val="false"/>
+          <w:bCs w:val="false"/>
+          <w:color w:val="1D2021"/>
+          <w:sz w:val="22"/>
+          <w:szCs w:val="22"/>
+          <w:highlight w:val="yellow"/>
+          <w:highlightCs w:val="yellow"/>
+        </w:rPr>
+        <w:t xml:space="preserve">This page lists statutory-compliance items a person must verify before signing. Each appears in full within the Standard Terms below, flagged there with a yellow "CONFIRM before signing" bracket. This list is only an index: for each item, find the named section in the Standard Terms, confirm the stated fact occurred, and delete the yellow bracket there. Delete this entire notice before signing.</w:t>
+      </w:r>
+    </w:p>
+    <w:p>
+      <w:pPr>
+        <w:pStyle w:val="OAClauseBody"/>
+        <w:spacing w:after="280" w:before="0" w:line="340" w:beforeAutospacing="false" w:afterAutospacing="false"/>
+        <w:contextualSpacing w:val="false"/>
+      </w:pPr>
+      <w:r>
+        <w:rPr>
+          <w:rFonts w:ascii="Arial" w:cs="Arial" w:eastAsia="Arial" w:hAnsi="Arial"/>
+          <w:b w:val="false"/>
+          <w:bCs w:val="false"/>
+          <w:color w:val="1D2021"/>
+          <w:sz w:val="22"/>
+          <w:szCs w:val="22"/>
+          <w:highlight w:val="yellow"/>
+          <w:highlightCs w:val="yellow"/>
+        </w:rPr>
+        <w:t xml:space="preserve">Items requiring confirmation (see the named section of the Standard Terms):</w:t>
+      </w:r>
+    </w:p>
+    <w:p>
+      <w:pPr>
+        <w:pStyle w:val="Normal"/>
+        <w:spacing w:after="0" w:line="0"/>
+      </w:pPr>
+      <w:r>
+        <w:rPr>
+          <w:sz w:val="1"/>
+          <w:szCs w:val="1"/>
+        </w:rPr>
+        <w:t xml:space="preserve">{IF covered_employee}</w:t>
+      </w:r>
+    </w:p>
+    <w:p>
+      <w:pPr>
+        <w:pStyle w:val="Normal"/>
+        <w:spacing w:after="0" w:line="0"/>
+      </w:pPr>
+      <w:r>
+        <w:rPr>
+          <w:sz w:val="1"/>
+          <w:szCs w:val="1"/>
+        </w:rPr>
+        <w:t xml:space="preserve">{IF !choice_act_advance_notice_confirmed}</w:t>
+      </w:r>
+    </w:p>
+    <w:p>
+      <w:pPr>
+        <w:pStyle w:val="OAClauseBody"/>
+        <w:spacing w:after="280" w:before="0" w:line="340" w:beforeAutospacing="false" w:afterAutospacing="false"/>
+        <w:contextualSpacing w:val="false"/>
+      </w:pPr>
+      <w:r>
+        <w:rPr>
+          <w:rFonts w:ascii="Arial" w:cs="Arial" w:eastAsia="Arial" w:hAnsi="Arial"/>
+          <w:b w:val="false"/>
+          <w:bCs w:val="false"/>
+          <w:color w:val="1D2021"/>
+          <w:sz w:val="22"/>
+          <w:szCs w:val="22"/>
+          <w:highlight w:val="yellow"/>
+          <w:highlightCs w:val="yellow"/>
+        </w:rPr>
+        <w:t xml:space="preserve">• CHOICE Act Counsel Advisal and Notice (Covered Employee) — for more details see https://openagreements.org/legal/non-compete/florida</w:t>
+      </w:r>
+    </w:p>
+    <w:p>
+      <w:pPr>
+        <w:pStyle w:val="Normal"/>
+        <w:spacing w:after="0" w:line="0"/>
+      </w:pPr>
+      <w:r>
+        <w:rPr>
+          <w:sz w:val="1"/>
+          <w:szCs w:val="1"/>
+        </w:rPr>
+        <w:t xml:space="preserve">{END-IF}</w:t>
+      </w:r>
+    </w:p>
+    <w:p>
+      <w:pPr>
+        <w:pStyle w:val="Normal"/>
+        <w:spacing w:after="0" w:line="0"/>
+      </w:pPr>
+      <w:r>
+        <w:rPr>
+          <w:sz w:val="1"/>
+          <w:szCs w:val="1"/>
+        </w:rPr>
+        <w:t xml:space="preserve">{END-IF}</w:t>
+      </w:r>
+    </w:p>
+    <w:p>
+      <w:pPr>
+        <w:pStyle w:val="Normal"/>
+        <w:spacing w:after="0" w:line="0"/>
+      </w:pPr>
+      <w:r>
+        <w:rPr>
+          <w:sz w:val="1"/>
+          <w:szCs w:val="1"/>
+        </w:rPr>
+        <w:t xml:space="preserve">{END-IF}</w:t>
       </w:r>
     </w:p>
     <w:tbl>
@@ -3060,6 +3218,19 @@
     </w:p>
     <w:p>
       <w:pPr>
+        <w:pStyle w:val="Normal"/>
+        <w:spacing w:after="0" w:line="0"/>
+      </w:pPr>
+      <w:r>
+        <w:rPr>
+          <w:sz w:val="1"/>
+          <w:szCs w:val="1"/>
+        </w:rPr>
+        <w:t xml:space="preserve">{IF employee_nonsolicit_included}</w:t>
+      </w:r>
+    </w:p>
+    <w:p>
+      <w:pPr>
         <w:pStyle w:val="OAClauseHeading"/>
         <w:spacing w:after="120" w:before="320" w:line="340" w:beforeAutospacing="false" w:afterAutospacing="false"/>
         <w:contextualSpacing w:val="false"/>
@@ -3093,7 +3264,51 @@
           <w:sz w:val="22"/>
           <w:szCs w:val="22"/>
         </w:rPr>
-        <w:t xml:space="preserve">{IF employee_nonsolicit_included}</w:t>
+        <w:t xml:space="preserve">During the Restricted Period, Employee must not Solicit, recruit, hire, or attempt to hire any Covered Employee. This restriction does not prohibit Employee from providing a professional reference upon request or from hiring a person who responds to a general advertisement not directed specifically at Employer's employees.</w:t>
+      </w:r>
+    </w:p>
+    <w:p>
+      <w:pPr>
+        <w:pStyle w:val="Normal"/>
+        <w:spacing w:after="0" w:line="0"/>
+      </w:pPr>
+      <w:r>
+        <w:rPr>
+          <w:sz w:val="1"/>
+          <w:szCs w:val="1"/>
+        </w:rPr>
+        <w:t xml:space="preserve">{END-IF}</w:t>
+      </w:r>
+    </w:p>
+    <w:p>
+      <w:pPr>
+        <w:pStyle w:val="Normal"/>
+        <w:spacing w:after="0" w:line="0"/>
+      </w:pPr>
+      <w:r>
+        <w:rPr>
+          <w:sz w:val="1"/>
+          <w:szCs w:val="1"/>
+        </w:rPr>
+        <w:t xml:space="preserve">{IF customer_nonsolicit_included}</w:t>
+      </w:r>
+    </w:p>
+    <w:p>
+      <w:pPr>
+        <w:pStyle w:val="OAClauseHeading"/>
+        <w:spacing w:after="120" w:before="320" w:line="340" w:beforeAutospacing="false" w:afterAutospacing="false"/>
+        <w:contextualSpacing w:val="false"/>
+      </w:pPr>
+      <w:r>
+        <w:rPr>
+          <w:rFonts w:ascii="Arial" w:cs="Arial" w:eastAsia="Arial" w:hAnsi="Arial"/>
+          <w:b/>
+          <w:bCs/>
+          <w:color w:val="1D2021"/>
+          <w:sz w:val="22"/>
+          <w:szCs w:val="22"/>
+        </w:rPr>
+        <w:t xml:space="preserve">8. Non-Solicitation of Customers, Patients, Vendors, Referral Sources, and Business Partners.</w:t>
       </w:r>
     </w:p>
     <w:p>
@@ -3113,7 +3328,51 @@
           <w:sz w:val="22"/>
           <w:szCs w:val="22"/>
         </w:rPr>
-        <w:t xml:space="preserve">During the Restricted Period, Employee must not Solicit, recruit, hire, or attempt to hire any Covered Employee. This restriction does not prohibit Employee from providing a professional reference upon request or from hiring a person who responds to a general advertisement not directed specifically at Employer's employees.</w:t>
+        <w:t xml:space="preserve">During the Restricted Period, Employee must not Solicit the business of any Covered Customer. This covenant is intended to protect Employer's substantial relationships with specific prospective or existing customers, patients, or clients and the associated goodwill, which are Legitimate Business Interests under Fla. Stat. § 542.335(1)(b).</w:t>
+      </w:r>
+    </w:p>
+    <w:p>
+      <w:pPr>
+        <w:pStyle w:val="Normal"/>
+        <w:spacing w:after="0" w:line="0"/>
+      </w:pPr>
+      <w:r>
+        <w:rPr>
+          <w:sz w:val="1"/>
+          <w:szCs w:val="1"/>
+        </w:rPr>
+        <w:t xml:space="preserve">{END-IF}</w:t>
+      </w:r>
+    </w:p>
+    <w:p>
+      <w:pPr>
+        <w:pStyle w:val="Normal"/>
+        <w:spacing w:after="0" w:line="0"/>
+      </w:pPr>
+      <w:r>
+        <w:rPr>
+          <w:sz w:val="1"/>
+          <w:szCs w:val="1"/>
+        </w:rPr>
+        <w:t xml:space="preserve">{IF nondealing_included}</w:t>
+      </w:r>
+    </w:p>
+    <w:p>
+      <w:pPr>
+        <w:pStyle w:val="OAClauseHeading"/>
+        <w:spacing w:after="120" w:before="320" w:line="340" w:beforeAutospacing="false" w:afterAutospacing="false"/>
+        <w:contextualSpacing w:val="false"/>
+      </w:pPr>
+      <w:r>
+        <w:rPr>
+          <w:rFonts w:ascii="Arial" w:cs="Arial" w:eastAsia="Arial" w:hAnsi="Arial"/>
+          <w:b/>
+          <w:bCs/>
+          <w:color w:val="1D2021"/>
+          <w:sz w:val="22"/>
+          <w:szCs w:val="22"/>
+        </w:rPr>
+        <w:t xml:space="preserve">9. No Business with Covered Customers.</w:t>
       </w:r>
     </w:p>
     <w:p>
@@ -3133,7 +3392,51 @@
           <w:sz w:val="22"/>
           <w:szCs w:val="22"/>
         </w:rPr>
+        <w:t xml:space="preserve">During the Restricted Period, Employee must not accept, service, or do business with any Covered Customer, regardless of whether Employee or the Covered Customer first initiated contact. This restriction is broader than non-solicitation because it applies even if the Covered Customer approaches Employee. It is intended to protect Employer's substantial relationships with specific prospective or existing customers, patients, or clients and the associated goodwill, which are Legitimate Business Interests under Fla. Stat. § 542.335(1)(b).</w:t>
+      </w:r>
+    </w:p>
+    <w:p>
+      <w:pPr>
+        <w:pStyle w:val="Normal"/>
+        <w:spacing w:after="0" w:line="0"/>
+      </w:pPr>
+      <w:r>
+        <w:rPr>
+          <w:sz w:val="1"/>
+          <w:szCs w:val="1"/>
+        </w:rPr>
         <w:t xml:space="preserve">{END-IF}</w:t>
+      </w:r>
+    </w:p>
+    <w:p>
+      <w:pPr>
+        <w:pStyle w:val="Normal"/>
+        <w:spacing w:after="0" w:line="0"/>
+      </w:pPr>
+      <w:r>
+        <w:rPr>
+          <w:sz w:val="1"/>
+          <w:szCs w:val="1"/>
+        </w:rPr>
+        <w:t xml:space="preserve">{IF noncompete_included}</w:t>
+      </w:r>
+    </w:p>
+    <w:p>
+      <w:pPr>
+        <w:pStyle w:val="OAClauseHeading"/>
+        <w:spacing w:after="120" w:before="320" w:line="340" w:beforeAutospacing="false" w:afterAutospacing="false"/>
+        <w:contextualSpacing w:val="false"/>
+      </w:pPr>
+      <w:r>
+        <w:rPr>
+          <w:rFonts w:ascii="Arial" w:cs="Arial" w:eastAsia="Arial" w:hAnsi="Arial"/>
+          <w:b/>
+          <w:bCs/>
+          <w:color w:val="1D2021"/>
+          <w:sz w:val="22"/>
+          <w:szCs w:val="22"/>
+        </w:rPr>
+        <w:t xml:space="preserve">10. Non-Competition.</w:t>
       </w:r>
     </w:p>
     <w:p>
@@ -3153,7 +3456,51 @@
           <w:sz w:val="22"/>
           <w:szCs w:val="22"/>
         </w:rPr>
-        <w:t xml:space="preserve">{IF !employee_nonsolicit_included}</w:t>
+        <w:t xml:space="preserve">During the Restricted Period, Employee must not engage in, be employed by, consult for, or have an active ownership interest in any Competitive Business within the Restricted Territory. This covenant is reasonably necessary to protect Employer's Legitimate Business Interests under Fla. Stat. § 542.335(1)(b), and its duration is intended to fall within the presumptively reasonable window under Fla. Stat. § 542.335(1)(d)–(e) for the applicable relationship. Passive Public Holdings are permitted.</w:t>
+      </w:r>
+    </w:p>
+    <w:p>
+      <w:pPr>
+        <w:pStyle w:val="Normal"/>
+        <w:spacing w:after="0" w:line="0"/>
+      </w:pPr>
+      <w:r>
+        <w:rPr>
+          <w:sz w:val="1"/>
+          <w:szCs w:val="1"/>
+        </w:rPr>
+        <w:t xml:space="preserve">{END-IF}</w:t>
+      </w:r>
+    </w:p>
+    <w:p>
+      <w:pPr>
+        <w:pStyle w:val="Normal"/>
+        <w:spacing w:after="0" w:line="0"/>
+      </w:pPr>
+      <w:r>
+        <w:rPr>
+          <w:sz w:val="1"/>
+          <w:szCs w:val="1"/>
+        </w:rPr>
+        <w:t xml:space="preserve">{IF noninvestment_included}</w:t>
+      </w:r>
+    </w:p>
+    <w:p>
+      <w:pPr>
+        <w:pStyle w:val="OAClauseHeading"/>
+        <w:spacing w:after="120" w:before="320" w:line="340" w:beforeAutospacing="false" w:afterAutospacing="false"/>
+        <w:contextualSpacing w:val="false"/>
+      </w:pPr>
+      <w:r>
+        <w:rPr>
+          <w:rFonts w:ascii="Arial" w:cs="Arial" w:eastAsia="Arial" w:hAnsi="Arial"/>
+          <w:b/>
+          <w:bCs/>
+          <w:color w:val="1D2021"/>
+          <w:sz w:val="22"/>
+          <w:szCs w:val="22"/>
+        </w:rPr>
+        <w:t xml:space="preserve">11. Non-Investment.</w:t>
       </w:r>
     </w:p>
     <w:p>
@@ -3173,7 +3520,38 @@
           <w:sz w:val="22"/>
           <w:szCs w:val="22"/>
         </w:rPr>
-        <w:t xml:space="preserve">[Intentionally Omitted.]</w:t>
+        <w:t xml:space="preserve">During the Restricted Period, Employee must not acquire or hold any active ownership interest in, serve as a director, officer, manager, or advisor to, or have material economic participation in any Competitive Business. This restriction primarily targets active or material ownership in private competitors. Passive Public Holdings are permitted.</w:t>
+      </w:r>
+    </w:p>
+    <w:p>
+      <w:pPr>
+        <w:pStyle w:val="Normal"/>
+        <w:spacing w:after="0" w:line="0"/>
+      </w:pPr>
+      <w:r>
+        <w:rPr>
+          <w:sz w:val="1"/>
+          <w:szCs w:val="1"/>
+        </w:rPr>
+        <w:t xml:space="preserve">{END-IF}</w:t>
+      </w:r>
+    </w:p>
+    <w:p>
+      <w:pPr>
+        <w:pStyle w:val="OAClauseHeading"/>
+        <w:spacing w:after="120" w:before="320" w:line="340" w:beforeAutospacing="false" w:afterAutospacing="false"/>
+        <w:contextualSpacing w:val="false"/>
+      </w:pPr>
+      <w:r>
+        <w:rPr>
+          <w:rFonts w:ascii="Arial" w:cs="Arial" w:eastAsia="Arial" w:hAnsi="Arial"/>
+          <w:b/>
+          <w:bCs/>
+          <w:color w:val="1D2021"/>
+          <w:sz w:val="22"/>
+          <w:szCs w:val="22"/>
+        </w:rPr>
+        <w:t xml:space="preserve">12. Non-Disparagement.</w:t>
       </w:r>
     </w:p>
     <w:p>
@@ -3193,7 +3571,7 @@
           <w:sz w:val="22"/>
           <w:szCs w:val="22"/>
         </w:rPr>
-        <w:t xml:space="preserve">{END-IF}</w:t>
+        <w:t xml:space="preserve">During the Restricted Period specified in Cover Terms for Non-Disparagement, Employee must not make statements that are intended to or reasonably likely to disparage Employer, its officers, directors, employees, products, or services. This section does not restrict Employee from making truthful statements in legal proceedings, providing truthful testimony, making disclosures to government agencies, or exercising rights protected by law.</w:t>
       </w:r>
     </w:p>
     <w:p>
@@ -3211,7 +3589,7 @@
           <w:sz w:val="22"/>
           <w:szCs w:val="22"/>
         </w:rPr>
-        <w:t xml:space="preserve">8. Non-Solicitation of Customers, Patients, Vendors, Referral Sources, and Business Partners.</w:t>
+        <w:t xml:space="preserve">13. Physician-Specific Rights and Notices.</w:t>
       </w:r>
     </w:p>
     <w:p>
@@ -3231,7 +3609,38 @@
           <w:sz w:val="22"/>
           <w:szCs w:val="22"/>
         </w:rPr>
-        <w:t xml:space="preserve">{IF customer_nonsolicit_included}</w:t>
+        <w:t xml:space="preserve">If Employee is a physician licensed under chapter 458 or chapter 459 of the Florida Statutes, then notwithstanding any other provision of this agreement, the non-compete restrictions in this agreement do not apply, and are void and unenforceable, to the extent that Fla. Stat. § 542.336 so provides. Under Fla. Stat. § 542.336, a restrictive covenant is void and unenforceable against such a physician who practices a medical specialty in a county where one entity (directly or through one or more related or affiliated entities) employs or contracts with all physicians who practice that specialty in that county, and the covenant remains void for three years after a second entity that employs or contracts with one or more physicians who practice that specialty begins offering that specialty in that county. Nothing in this agreement may be construed to restrict a physician Employee in violation of Fla. Stat. § 542.336.</w:t>
+      </w:r>
+    </w:p>
+    <w:p>
+      <w:pPr>
+        <w:pStyle w:val="Normal"/>
+        <w:spacing w:after="0" w:line="0"/>
+      </w:pPr>
+      <w:r>
+        <w:rPr>
+          <w:sz w:val="1"/>
+          <w:szCs w:val="1"/>
+        </w:rPr>
+        <w:t xml:space="preserve">{IF covered_employee}</w:t>
+      </w:r>
+    </w:p>
+    <w:p>
+      <w:pPr>
+        <w:pStyle w:val="OAClauseHeading"/>
+        <w:spacing w:after="120" w:before="320" w:line="340" w:beforeAutospacing="false" w:afterAutospacing="false"/>
+        <w:contextualSpacing w:val="false"/>
+      </w:pPr>
+      <w:r>
+        <w:rPr>
+          <w:rFonts w:ascii="Arial" w:cs="Arial" w:eastAsia="Arial" w:hAnsi="Arial"/>
+          <w:b/>
+          <w:bCs/>
+          <w:color w:val="1D2021"/>
+          <w:sz w:val="22"/>
+          <w:szCs w:val="22"/>
+        </w:rPr>
+        <w:t xml:space="preserve">14. CHOICE Act Counsel Advisal and Notice (Covered Employee).</w:t>
       </w:r>
     </w:p>
     <w:p>
@@ -3251,7 +3660,7 @@
           <w:sz w:val="22"/>
           <w:szCs w:val="22"/>
         </w:rPr>
-        <w:t xml:space="preserve">During the Restricted Period, Employee must not Solicit the business of any Covered Customer. This covenant is intended to protect Employer's substantial relationships with specific prospective or existing customers, patients, or clients and the associated goodwill, which are Legitimate Business Interests under Fla. Stat. § 542.335(1)(b).</w:t>
+        <w:t xml:space="preserve">Employer advised Employee, in writing, of the right to seek the advice of independent legal counsel before executing this agreement, and Employee acknowledges receiving that written advisal, in satisfaction of Fla. Stat. § 542.45(2)(a). Employer provided Employee with this proposed agreement at least seven days before the offer of employment was to expire (for a prospective covered employee) or at least seven days before the offer to enter into this agreement was to expire (for a current covered employee), in satisfaction of the notice requirement of Fla. Stat. § 542.45(3).</w:t>
       </w:r>
     </w:p>
     <w:p>
@@ -3271,7 +3680,27 @@
           <w:sz w:val="22"/>
           <w:szCs w:val="22"/>
         </w:rPr>
-        <w:t xml:space="preserve">{END-IF}</w:t>
+        <w:t xml:space="preserve">{IF !choice_act_advance_notice_confirmed}</w:t>
+      </w:r>
+    </w:p>
+    <w:p>
+      <w:pPr>
+        <w:pStyle w:val="OAClauseBody"/>
+        <w:spacing w:after="280" w:before="0" w:line="340" w:beforeAutospacing="false" w:afterAutospacing="false"/>
+        <w:contextualSpacing w:val="false"/>
+      </w:pPr>
+      <w:r>
+        <w:rPr>
+          <w:rFonts w:ascii="Arial" w:cs="Arial" w:eastAsia="Arial" w:hAnsi="Arial"/>
+          <w:b/>
+          <w:bCs/>
+          <w:color w:val="1D2021"/>
+          <w:sz w:val="22"/>
+          <w:szCs w:val="22"/>
+          <w:highlight w:val="yellow"/>
+          <w:highlightCs w:val="yellow"/>
+        </w:rPr>
+        <w:t xml:space="preserve">[CONFIRM before signing: the written right-to-counsel advisal and at least 7-day advance notice were actually given before signing; see https://openagreements.org/legal/non-compete/florida]</w:t>
       </w:r>
     </w:p>
     <w:p>
@@ -3291,7 +3720,51 @@
           <w:sz w:val="22"/>
           <w:szCs w:val="22"/>
         </w:rPr>
-        <w:t xml:space="preserve">{IF !customer_nonsolicit_included}</w:t>
+        <w:t xml:space="preserve">{END-IF}</w:t>
+      </w:r>
+    </w:p>
+    <w:p>
+      <w:pPr>
+        <w:pStyle w:val="Normal"/>
+        <w:spacing w:after="0" w:line="0"/>
+      </w:pPr>
+      <w:r>
+        <w:rPr>
+          <w:sz w:val="1"/>
+          <w:szCs w:val="1"/>
+        </w:rPr>
+        <w:t xml:space="preserve">{END-IF}</w:t>
+      </w:r>
+    </w:p>
+    <w:p>
+      <w:pPr>
+        <w:pStyle w:val="Normal"/>
+        <w:spacing w:after="0" w:line="0"/>
+      </w:pPr>
+      <w:r>
+        <w:rPr>
+          <w:sz w:val="1"/>
+          <w:szCs w:val="1"/>
+        </w:rPr>
+        <w:t xml:space="preserve">{IF covered_employee}</w:t>
+      </w:r>
+    </w:p>
+    <w:p>
+      <w:pPr>
+        <w:pStyle w:val="OAClauseHeading"/>
+        <w:spacing w:after="120" w:before="320" w:line="340" w:beforeAutospacing="false" w:afterAutospacing="false"/>
+        <w:contextualSpacing w:val="false"/>
+      </w:pPr>
+      <w:r>
+        <w:rPr>
+          <w:rFonts w:ascii="Arial" w:cs="Arial" w:eastAsia="Arial" w:hAnsi="Arial"/>
+          <w:b/>
+          <w:bCs/>
+          <w:color w:val="1D2021"/>
+          <w:sz w:val="22"/>
+          <w:szCs w:val="22"/>
+        </w:rPr>
+        <w:t xml:space="preserve">15. CHOICE Act Confidential Information Acknowledgement (Covered Employee).</w:t>
       </w:r>
     </w:p>
     <w:p>
@@ -3311,7 +3784,51 @@
           <w:sz w:val="22"/>
           <w:szCs w:val="22"/>
         </w:rPr>
-        <w:t xml:space="preserve">[Intentionally Omitted.]</w:t>
+        <w:t xml:space="preserve">Employee is a covered employee under the Florida Contracts Honoring Opportunity, Investment, Confidentiality, and Economic Growth (CHOICE) Act, Fla. Stat. §§ 542.41–542.45. Employee acknowledges in writing that, in the course of Employee's employment with Employer, Employee will receive confidential information or customer relationships, in satisfaction of Fla. Stat. § 542.45(2)(b). This acknowledgement is in addition to, and does not limit, the recital of Employer's Legitimate Business Interests above.</w:t>
+      </w:r>
+    </w:p>
+    <w:p>
+      <w:pPr>
+        <w:pStyle w:val="Normal"/>
+        <w:spacing w:after="0" w:line="0"/>
+      </w:pPr>
+      <w:r>
+        <w:rPr>
+          <w:sz w:val="1"/>
+          <w:szCs w:val="1"/>
+        </w:rPr>
+        <w:t xml:space="preserve">{END-IF}</w:t>
+      </w:r>
+    </w:p>
+    <w:p>
+      <w:pPr>
+        <w:pStyle w:val="Normal"/>
+        <w:spacing w:after="0" w:line="0"/>
+      </w:pPr>
+      <w:r>
+        <w:rPr>
+          <w:sz w:val="1"/>
+          <w:szCs w:val="1"/>
+        </w:rPr>
+        <w:t xml:space="preserve">{IF garden_leave_included}</w:t>
+      </w:r>
+    </w:p>
+    <w:p>
+      <w:pPr>
+        <w:pStyle w:val="OAClauseHeading"/>
+        <w:spacing w:after="120" w:before="320" w:line="340" w:beforeAutospacing="false" w:afterAutospacing="false"/>
+        <w:contextualSpacing w:val="false"/>
+      </w:pPr>
+      <w:r>
+        <w:rPr>
+          <w:rFonts w:ascii="Arial" w:cs="Arial" w:eastAsia="Arial" w:hAnsi="Arial"/>
+          <w:b/>
+          <w:bCs/>
+          <w:color w:val="1D2021"/>
+          <w:sz w:val="22"/>
+          <w:szCs w:val="22"/>
+        </w:rPr>
+        <w:t xml:space="preserve">16. CHOICE Act Garden Leave and Day-for-Day Offset (Covered Employee).</w:t>
       </w:r>
     </w:p>
     <w:p>
@@ -3331,869 +3848,18 @@
           <w:sz w:val="22"/>
           <w:szCs w:val="22"/>
         </w:rPr>
-        <w:t xml:space="preserve">{END-IF}</w:t>
-      </w:r>
-    </w:p>
-    <w:p>
-      <w:pPr>
-        <w:pStyle w:val="OAClauseHeading"/>
-        <w:spacing w:after="120" w:before="320" w:line="340" w:beforeAutospacing="false" w:afterAutospacing="false"/>
-        <w:contextualSpacing w:val="false"/>
-      </w:pPr>
-      <w:r>
-        <w:rPr>
-          <w:rFonts w:ascii="Arial" w:cs="Arial" w:eastAsia="Arial" w:hAnsi="Arial"/>
-          <w:b/>
-          <w:bCs/>
-          <w:color w:val="1D2021"/>
-          <w:sz w:val="22"/>
-          <w:szCs w:val="22"/>
-        </w:rPr>
-        <w:t xml:space="preserve">9. No Business with Covered Customers.</w:t>
-      </w:r>
-    </w:p>
-    <w:p>
-      <w:pPr>
-        <w:pStyle w:val="OAClauseBody"/>
-        <w:spacing w:after="280" w:before="0" w:line="340" w:beforeAutospacing="false" w:afterAutospacing="false"/>
-        <w:contextualSpacing w:val="false"/>
-      </w:pPr>
-      <w:r>
-        <w:rPr>
-          <w:rFonts w:ascii="Arial" w:cs="Arial" w:eastAsia="Arial" w:hAnsi="Arial"/>
-          <w:b w:val="false"/>
-          <w:bCs w:val="false"/>
-          <w:i w:val="false"/>
-          <w:iCs w:val="false"/>
-          <w:color w:val="1D2021"/>
-          <w:sz w:val="22"/>
-          <w:szCs w:val="22"/>
-        </w:rPr>
-        <w:t xml:space="preserve">{IF nondealing_included}</w:t>
-      </w:r>
-    </w:p>
-    <w:p>
-      <w:pPr>
-        <w:pStyle w:val="OAClauseBody"/>
-        <w:spacing w:after="280" w:before="0" w:line="340" w:beforeAutospacing="false" w:afterAutospacing="false"/>
-        <w:contextualSpacing w:val="false"/>
-      </w:pPr>
-      <w:r>
-        <w:rPr>
-          <w:rFonts w:ascii="Arial" w:cs="Arial" w:eastAsia="Arial" w:hAnsi="Arial"/>
-          <w:b w:val="false"/>
-          <w:bCs w:val="false"/>
-          <w:i w:val="false"/>
-          <w:iCs w:val="false"/>
-          <w:color w:val="1D2021"/>
-          <w:sz w:val="22"/>
-          <w:szCs w:val="22"/>
-        </w:rPr>
-        <w:t xml:space="preserve">During the Restricted Period, Employee must not accept, service, or do business with any Covered Customer, regardless of whether Employee or the Covered Customer first initiated contact. This restriction is broader than non-solicitation because it applies even if the Covered Customer approaches Employee. It is intended to protect Employer's substantial relationships with specific prospective or existing customers, patients, or clients and the associated goodwill, which are Legitimate Business Interests under Fla. Stat. § 542.335(1)(b).</w:t>
-      </w:r>
-    </w:p>
-    <w:p>
-      <w:pPr>
-        <w:pStyle w:val="OAClauseBody"/>
-        <w:spacing w:after="280" w:before="0" w:line="340" w:beforeAutospacing="false" w:afterAutospacing="false"/>
-        <w:contextualSpacing w:val="false"/>
-      </w:pPr>
-      <w:r>
-        <w:rPr>
-          <w:rFonts w:ascii="Arial" w:cs="Arial" w:eastAsia="Arial" w:hAnsi="Arial"/>
-          <w:b w:val="false"/>
-          <w:bCs w:val="false"/>
-          <w:i w:val="false"/>
-          <w:iCs w:val="false"/>
-          <w:color w:val="1D2021"/>
-          <w:sz w:val="22"/>
-          <w:szCs w:val="22"/>
-        </w:rPr>
-        <w:t xml:space="preserve">{END-IF}</w:t>
-      </w:r>
-    </w:p>
-    <w:p>
-      <w:pPr>
-        <w:pStyle w:val="OAClauseBody"/>
-        <w:spacing w:after="280" w:before="0" w:line="340" w:beforeAutospacing="false" w:afterAutospacing="false"/>
-        <w:contextualSpacing w:val="false"/>
-      </w:pPr>
-      <w:r>
-        <w:rPr>
-          <w:rFonts w:ascii="Arial" w:cs="Arial" w:eastAsia="Arial" w:hAnsi="Arial"/>
-          <w:b w:val="false"/>
-          <w:bCs w:val="false"/>
-          <w:i w:val="false"/>
-          <w:iCs w:val="false"/>
-          <w:color w:val="1D2021"/>
-          <w:sz w:val="22"/>
-          <w:szCs w:val="22"/>
-        </w:rPr>
-        <w:t xml:space="preserve">{IF !nondealing_included}</w:t>
-      </w:r>
-    </w:p>
-    <w:p>
-      <w:pPr>
-        <w:pStyle w:val="OAClauseBody"/>
-        <w:spacing w:after="280" w:before="0" w:line="340" w:beforeAutospacing="false" w:afterAutospacing="false"/>
-        <w:contextualSpacing w:val="false"/>
-      </w:pPr>
-      <w:r>
-        <w:rPr>
-          <w:rFonts w:ascii="Arial" w:cs="Arial" w:eastAsia="Arial" w:hAnsi="Arial"/>
-          <w:b w:val="false"/>
-          <w:bCs w:val="false"/>
-          <w:i w:val="false"/>
-          <w:iCs w:val="false"/>
-          <w:color w:val="1D2021"/>
-          <w:sz w:val="22"/>
-          <w:szCs w:val="22"/>
-        </w:rPr>
-        <w:t xml:space="preserve">[Intentionally Omitted.]</w:t>
-      </w:r>
-    </w:p>
-    <w:p>
-      <w:pPr>
-        <w:pStyle w:val="OAClauseBody"/>
-        <w:spacing w:after="280" w:before="0" w:line="340" w:beforeAutospacing="false" w:afterAutospacing="false"/>
-        <w:contextualSpacing w:val="false"/>
-      </w:pPr>
-      <w:r>
-        <w:rPr>
-          <w:rFonts w:ascii="Arial" w:cs="Arial" w:eastAsia="Arial" w:hAnsi="Arial"/>
-          <w:b w:val="false"/>
-          <w:bCs w:val="false"/>
-          <w:i w:val="false"/>
-          <w:iCs w:val="false"/>
-          <w:color w:val="1D2021"/>
-          <w:sz w:val="22"/>
-          <w:szCs w:val="22"/>
-        </w:rPr>
-        <w:t xml:space="preserve">{END-IF}</w:t>
-      </w:r>
-    </w:p>
-    <w:p>
-      <w:pPr>
-        <w:pStyle w:val="OAClauseHeading"/>
-        <w:spacing w:after="120" w:before="320" w:line="340" w:beforeAutospacing="false" w:afterAutospacing="false"/>
-        <w:contextualSpacing w:val="false"/>
-      </w:pPr>
-      <w:r>
-        <w:rPr>
-          <w:rFonts w:ascii="Arial" w:cs="Arial" w:eastAsia="Arial" w:hAnsi="Arial"/>
-          <w:b/>
-          <w:bCs/>
-          <w:color w:val="1D2021"/>
-          <w:sz w:val="22"/>
-          <w:szCs w:val="22"/>
-        </w:rPr>
-        <w:t xml:space="preserve">10. Non-Competition.</w:t>
-      </w:r>
-    </w:p>
-    <w:p>
-      <w:pPr>
-        <w:pStyle w:val="OAClauseBody"/>
-        <w:spacing w:after="280" w:before="0" w:line="340" w:beforeAutospacing="false" w:afterAutospacing="false"/>
-        <w:contextualSpacing w:val="false"/>
-      </w:pPr>
-      <w:r>
-        <w:rPr>
-          <w:rFonts w:ascii="Arial" w:cs="Arial" w:eastAsia="Arial" w:hAnsi="Arial"/>
-          <w:b w:val="false"/>
-          <w:bCs w:val="false"/>
-          <w:i w:val="false"/>
-          <w:iCs w:val="false"/>
-          <w:color w:val="1D2021"/>
-          <w:sz w:val="22"/>
-          <w:szCs w:val="22"/>
-        </w:rPr>
-        <w:t xml:space="preserve">{IF noncompete_included}</w:t>
-      </w:r>
-    </w:p>
-    <w:p>
-      <w:pPr>
-        <w:pStyle w:val="OAClauseBody"/>
-        <w:spacing w:after="280" w:before="0" w:line="340" w:beforeAutospacing="false" w:afterAutospacing="false"/>
-        <w:contextualSpacing w:val="false"/>
-      </w:pPr>
-      <w:r>
-        <w:rPr>
-          <w:rFonts w:ascii="Arial" w:cs="Arial" w:eastAsia="Arial" w:hAnsi="Arial"/>
-          <w:b w:val="false"/>
-          <w:bCs w:val="false"/>
-          <w:i w:val="false"/>
-          <w:iCs w:val="false"/>
-          <w:color w:val="1D2021"/>
-          <w:sz w:val="22"/>
-          <w:szCs w:val="22"/>
-        </w:rPr>
-        <w:t xml:space="preserve">During the Restricted Period, Employee must not engage in, be employed by, consult for, or have an active ownership interest in any Competitive Business within the Restricted Territory. This covenant is reasonably necessary to protect Employer's Legitimate Business Interests under Fla. Stat. § 542.335(1)(b), and its duration is intended to fall within the presumptively reasonable window under Fla. Stat. § 542.335(1)(d)–(e) for the applicable relationship. Passive Public Holdings are permitted.</w:t>
-      </w:r>
-    </w:p>
-    <w:p>
-      <w:pPr>
-        <w:pStyle w:val="OAClauseBody"/>
-        <w:spacing w:after="280" w:before="0" w:line="340" w:beforeAutospacing="false" w:afterAutospacing="false"/>
-        <w:contextualSpacing w:val="false"/>
-      </w:pPr>
-      <w:r>
-        <w:rPr>
-          <w:rFonts w:ascii="Arial" w:cs="Arial" w:eastAsia="Arial" w:hAnsi="Arial"/>
-          <w:b w:val="false"/>
-          <w:bCs w:val="false"/>
-          <w:i w:val="false"/>
-          <w:iCs w:val="false"/>
-          <w:color w:val="1D2021"/>
-          <w:sz w:val="22"/>
-          <w:szCs w:val="22"/>
-        </w:rPr>
-        <w:t xml:space="preserve">{END-IF}</w:t>
-      </w:r>
-    </w:p>
-    <w:p>
-      <w:pPr>
-        <w:pStyle w:val="OAClauseBody"/>
-        <w:spacing w:after="280" w:before="0" w:line="340" w:beforeAutospacing="false" w:afterAutospacing="false"/>
-        <w:contextualSpacing w:val="false"/>
-      </w:pPr>
-      <w:r>
-        <w:rPr>
-          <w:rFonts w:ascii="Arial" w:cs="Arial" w:eastAsia="Arial" w:hAnsi="Arial"/>
-          <w:b w:val="false"/>
-          <w:bCs w:val="false"/>
-          <w:i w:val="false"/>
-          <w:iCs w:val="false"/>
-          <w:color w:val="1D2021"/>
-          <w:sz w:val="22"/>
-          <w:szCs w:val="22"/>
-        </w:rPr>
-        <w:t xml:space="preserve">{IF !noncompete_included}</w:t>
-      </w:r>
-    </w:p>
-    <w:p>
-      <w:pPr>
-        <w:pStyle w:val="OAClauseBody"/>
-        <w:spacing w:after="280" w:before="0" w:line="340" w:beforeAutospacing="false" w:afterAutospacing="false"/>
-        <w:contextualSpacing w:val="false"/>
-      </w:pPr>
-      <w:r>
-        <w:rPr>
-          <w:rFonts w:ascii="Arial" w:cs="Arial" w:eastAsia="Arial" w:hAnsi="Arial"/>
-          <w:b w:val="false"/>
-          <w:bCs w:val="false"/>
-          <w:i w:val="false"/>
-          <w:iCs w:val="false"/>
-          <w:color w:val="1D2021"/>
-          <w:sz w:val="22"/>
-          <w:szCs w:val="22"/>
-        </w:rPr>
-        <w:t xml:space="preserve">[Intentionally Omitted.]</w:t>
-      </w:r>
-    </w:p>
-    <w:p>
-      <w:pPr>
-        <w:pStyle w:val="OAClauseBody"/>
-        <w:spacing w:after="280" w:before="0" w:line="340" w:beforeAutospacing="false" w:afterAutospacing="false"/>
-        <w:contextualSpacing w:val="false"/>
-      </w:pPr>
-      <w:r>
-        <w:rPr>
-          <w:rFonts w:ascii="Arial" w:cs="Arial" w:eastAsia="Arial" w:hAnsi="Arial"/>
-          <w:b w:val="false"/>
-          <w:bCs w:val="false"/>
-          <w:i w:val="false"/>
-          <w:iCs w:val="false"/>
-          <w:color w:val="1D2021"/>
-          <w:sz w:val="22"/>
-          <w:szCs w:val="22"/>
-        </w:rPr>
-        <w:t xml:space="preserve">{END-IF}</w:t>
-      </w:r>
-    </w:p>
-    <w:p>
-      <w:pPr>
-        <w:pStyle w:val="OAClauseHeading"/>
-        <w:spacing w:after="120" w:before="320" w:line="340" w:beforeAutospacing="false" w:afterAutospacing="false"/>
-        <w:contextualSpacing w:val="false"/>
-      </w:pPr>
-      <w:r>
-        <w:rPr>
-          <w:rFonts w:ascii="Arial" w:cs="Arial" w:eastAsia="Arial" w:hAnsi="Arial"/>
-          <w:b/>
-          <w:bCs/>
-          <w:color w:val="1D2021"/>
-          <w:sz w:val="22"/>
-          <w:szCs w:val="22"/>
-        </w:rPr>
-        <w:t xml:space="preserve">11. Non-Investment.</w:t>
-      </w:r>
-    </w:p>
-    <w:p>
-      <w:pPr>
-        <w:pStyle w:val="OAClauseBody"/>
-        <w:spacing w:after="280" w:before="0" w:line="340" w:beforeAutospacing="false" w:afterAutospacing="false"/>
-        <w:contextualSpacing w:val="false"/>
-      </w:pPr>
-      <w:r>
-        <w:rPr>
-          <w:rFonts w:ascii="Arial" w:cs="Arial" w:eastAsia="Arial" w:hAnsi="Arial"/>
-          <w:b w:val="false"/>
-          <w:bCs w:val="false"/>
-          <w:i w:val="false"/>
-          <w:iCs w:val="false"/>
-          <w:color w:val="1D2021"/>
-          <w:sz w:val="22"/>
-          <w:szCs w:val="22"/>
-        </w:rPr>
-        <w:t xml:space="preserve">{IF noninvestment_included}</w:t>
-      </w:r>
-    </w:p>
-    <w:p>
-      <w:pPr>
-        <w:pStyle w:val="OAClauseBody"/>
-        <w:spacing w:after="280" w:before="0" w:line="340" w:beforeAutospacing="false" w:afterAutospacing="false"/>
-        <w:contextualSpacing w:val="false"/>
-      </w:pPr>
-      <w:r>
-        <w:rPr>
-          <w:rFonts w:ascii="Arial" w:cs="Arial" w:eastAsia="Arial" w:hAnsi="Arial"/>
-          <w:b w:val="false"/>
-          <w:bCs w:val="false"/>
-          <w:i w:val="false"/>
-          <w:iCs w:val="false"/>
-          <w:color w:val="1D2021"/>
-          <w:sz w:val="22"/>
-          <w:szCs w:val="22"/>
-        </w:rPr>
-        <w:t xml:space="preserve">During the Restricted Period, Employee must not acquire or hold any active ownership interest in, serve as a director, officer, manager, or advisor to, or have material economic participation in any Competitive Business. This restriction primarily targets active or material ownership in private competitors. Passive Public Holdings are permitted.</w:t>
-      </w:r>
-    </w:p>
-    <w:p>
-      <w:pPr>
-        <w:pStyle w:val="OAClauseBody"/>
-        <w:spacing w:after="280" w:before="0" w:line="340" w:beforeAutospacing="false" w:afterAutospacing="false"/>
-        <w:contextualSpacing w:val="false"/>
-      </w:pPr>
-      <w:r>
-        <w:rPr>
-          <w:rFonts w:ascii="Arial" w:cs="Arial" w:eastAsia="Arial" w:hAnsi="Arial"/>
-          <w:b w:val="false"/>
-          <w:bCs w:val="false"/>
-          <w:i w:val="false"/>
-          <w:iCs w:val="false"/>
-          <w:color w:val="1D2021"/>
-          <w:sz w:val="22"/>
-          <w:szCs w:val="22"/>
-        </w:rPr>
-        <w:t xml:space="preserve">{END-IF}</w:t>
-      </w:r>
-    </w:p>
-    <w:p>
-      <w:pPr>
-        <w:pStyle w:val="OAClauseBody"/>
-        <w:spacing w:after="280" w:before="0" w:line="340" w:beforeAutospacing="false" w:afterAutospacing="false"/>
-        <w:contextualSpacing w:val="false"/>
-      </w:pPr>
-      <w:r>
-        <w:rPr>
-          <w:rFonts w:ascii="Arial" w:cs="Arial" w:eastAsia="Arial" w:hAnsi="Arial"/>
-          <w:b w:val="false"/>
-          <w:bCs w:val="false"/>
-          <w:i w:val="false"/>
-          <w:iCs w:val="false"/>
-          <w:color w:val="1D2021"/>
-          <w:sz w:val="22"/>
-          <w:szCs w:val="22"/>
-        </w:rPr>
-        <w:t xml:space="preserve">{IF !noninvestment_included}</w:t>
-      </w:r>
-    </w:p>
-    <w:p>
-      <w:pPr>
-        <w:pStyle w:val="OAClauseBody"/>
-        <w:spacing w:after="280" w:before="0" w:line="340" w:beforeAutospacing="false" w:afterAutospacing="false"/>
-        <w:contextualSpacing w:val="false"/>
-      </w:pPr>
-      <w:r>
-        <w:rPr>
-          <w:rFonts w:ascii="Arial" w:cs="Arial" w:eastAsia="Arial" w:hAnsi="Arial"/>
-          <w:b w:val="false"/>
-          <w:bCs w:val="false"/>
-          <w:i w:val="false"/>
-          <w:iCs w:val="false"/>
-          <w:color w:val="1D2021"/>
-          <w:sz w:val="22"/>
-          <w:szCs w:val="22"/>
-        </w:rPr>
-        <w:t xml:space="preserve">[Intentionally Omitted.]</w:t>
-      </w:r>
-    </w:p>
-    <w:p>
-      <w:pPr>
-        <w:pStyle w:val="OAClauseBody"/>
-        <w:spacing w:after="280" w:before="0" w:line="340" w:beforeAutospacing="false" w:afterAutospacing="false"/>
-        <w:contextualSpacing w:val="false"/>
-      </w:pPr>
-      <w:r>
-        <w:rPr>
-          <w:rFonts w:ascii="Arial" w:cs="Arial" w:eastAsia="Arial" w:hAnsi="Arial"/>
-          <w:b w:val="false"/>
-          <w:bCs w:val="false"/>
-          <w:i w:val="false"/>
-          <w:iCs w:val="false"/>
-          <w:color w:val="1D2021"/>
-          <w:sz w:val="22"/>
-          <w:szCs w:val="22"/>
-        </w:rPr>
-        <w:t xml:space="preserve">{END-IF}</w:t>
-      </w:r>
-    </w:p>
-    <w:p>
-      <w:pPr>
-        <w:pStyle w:val="OAClauseHeading"/>
-        <w:spacing w:after="120" w:before="320" w:line="340" w:beforeAutospacing="false" w:afterAutospacing="false"/>
-        <w:contextualSpacing w:val="false"/>
-      </w:pPr>
-      <w:r>
-        <w:rPr>
-          <w:rFonts w:ascii="Arial" w:cs="Arial" w:eastAsia="Arial" w:hAnsi="Arial"/>
-          <w:b/>
-          <w:bCs/>
-          <w:color w:val="1D2021"/>
-          <w:sz w:val="22"/>
-          <w:szCs w:val="22"/>
-        </w:rPr>
-        <w:t xml:space="preserve">12. Non-Disparagement.</w:t>
-      </w:r>
-    </w:p>
-    <w:p>
-      <w:pPr>
-        <w:pStyle w:val="OAClauseBody"/>
-        <w:spacing w:after="280" w:before="0" w:line="340" w:beforeAutospacing="false" w:afterAutospacing="false"/>
-        <w:contextualSpacing w:val="false"/>
-      </w:pPr>
-      <w:r>
-        <w:rPr>
-          <w:rFonts w:ascii="Arial" w:cs="Arial" w:eastAsia="Arial" w:hAnsi="Arial"/>
-          <w:b w:val="false"/>
-          <w:bCs w:val="false"/>
-          <w:i w:val="false"/>
-          <w:iCs w:val="false"/>
-          <w:color w:val="1D2021"/>
-          <w:sz w:val="22"/>
-          <w:szCs w:val="22"/>
-        </w:rPr>
-        <w:t xml:space="preserve">During the Restricted Period specified in Cover Terms for Non-Disparagement, Employee must not make statements that are intended to or reasonably likely to disparage Employer, its officers, directors, employees, products, or services. This section does not restrict Employee from making truthful statements in legal proceedings, providing truthful testimony, making disclosures to government agencies, or exercising rights protected by law.</w:t>
-      </w:r>
-    </w:p>
-    <w:p>
-      <w:pPr>
-        <w:pStyle w:val="OAClauseHeading"/>
-        <w:spacing w:after="120" w:before="320" w:line="340" w:beforeAutospacing="false" w:afterAutospacing="false"/>
-        <w:contextualSpacing w:val="false"/>
-      </w:pPr>
-      <w:r>
-        <w:rPr>
-          <w:rFonts w:ascii="Arial" w:cs="Arial" w:eastAsia="Arial" w:hAnsi="Arial"/>
-          <w:b/>
-          <w:bCs/>
-          <w:color w:val="1D2021"/>
-          <w:sz w:val="22"/>
-          <w:szCs w:val="22"/>
-        </w:rPr>
-        <w:t xml:space="preserve">13. Physician-Specific Rights and Notices.</w:t>
-      </w:r>
-    </w:p>
-    <w:p>
-      <w:pPr>
-        <w:pStyle w:val="OAClauseBody"/>
-        <w:spacing w:after="280" w:before="0" w:line="340" w:beforeAutospacing="false" w:afterAutospacing="false"/>
-        <w:contextualSpacing w:val="false"/>
-      </w:pPr>
-      <w:r>
-        <w:rPr>
-          <w:rFonts w:ascii="Arial" w:cs="Arial" w:eastAsia="Arial" w:hAnsi="Arial"/>
-          <w:b w:val="false"/>
-          <w:bCs w:val="false"/>
-          <w:i w:val="false"/>
-          <w:iCs w:val="false"/>
-          <w:color w:val="1D2021"/>
-          <w:sz w:val="22"/>
-          <w:szCs w:val="22"/>
-        </w:rPr>
-        <w:t xml:space="preserve">If Employee is a physician licensed under chapter 458 or chapter 459 of the Florida Statutes, then notwithstanding any other provision of this agreement, the non-compete restrictions in this agreement do not apply, and are void and unenforceable, to the extent that Fla. Stat. § 542.336 so provides. Under Fla. Stat. § 542.336, a restrictive covenant is void and unenforceable against such a physician who practices a medical specialty in a county where one entity (directly or through one or more related or affiliated entities) employs or contracts with all physicians who practice that specialty in that county, and the covenant remains void for three years after a second entity that employs or contracts with one or more physicians who practice that specialty begins offering that specialty in that county. Nothing in this agreement may be construed to restrict a physician Employee in violation of Fla. Stat. § 542.336.</w:t>
-      </w:r>
-    </w:p>
-    <w:p>
-      <w:pPr>
-        <w:pStyle w:val="OAClauseHeading"/>
-        <w:spacing w:after="120" w:before="320" w:line="340" w:beforeAutospacing="false" w:afterAutospacing="false"/>
-        <w:contextualSpacing w:val="false"/>
-      </w:pPr>
-      <w:r>
-        <w:rPr>
-          <w:rFonts w:ascii="Arial" w:cs="Arial" w:eastAsia="Arial" w:hAnsi="Arial"/>
-          <w:b/>
-          <w:bCs/>
-          <w:color w:val="1D2021"/>
-          <w:sz w:val="22"/>
-          <w:szCs w:val="22"/>
-        </w:rPr>
-        <w:t xml:space="preserve">14. CHOICE Act Counsel Advisal and Notice (Covered Employee).</w:t>
-      </w:r>
-    </w:p>
-    <w:p>
-      <w:pPr>
-        <w:pStyle w:val="OAClauseBody"/>
-        <w:spacing w:after="280" w:before="0" w:line="340" w:beforeAutospacing="false" w:afterAutospacing="false"/>
-        <w:contextualSpacing w:val="false"/>
-      </w:pPr>
-      <w:r>
-        <w:rPr>
-          <w:rFonts w:ascii="Arial" w:cs="Arial" w:eastAsia="Arial" w:hAnsi="Arial"/>
-          <w:b w:val="false"/>
-          <w:bCs w:val="false"/>
-          <w:i w:val="false"/>
-          <w:iCs w:val="false"/>
-          <w:color w:val="1D2021"/>
-          <w:sz w:val="22"/>
-          <w:szCs w:val="22"/>
-        </w:rPr>
-        <w:t xml:space="preserve">Employer advised Employee, in writing, of the right to seek the advice of independent legal counsel before executing this agreement, and Employee acknowledges receiving that written advisal, in satisfaction of Fla. Stat. § 542.45(2)(a). Employer provided Employee with this proposed agreement at least seven days before the offer of employment was to expire (for a prospective covered employee) or at least seven days before the offer to enter into this agreement was to expire (for a current covered employee), in satisfaction of the notice requirement of Fla. Stat. § 542.45(3).</w:t>
-      </w:r>
-    </w:p>
-    <w:p>
-      <w:pPr>
-        <w:pStyle w:val="OAClauseBody"/>
-        <w:spacing w:after="280" w:before="0" w:line="340" w:beforeAutospacing="false" w:afterAutospacing="false"/>
-        <w:contextualSpacing w:val="false"/>
-      </w:pPr>
-      <w:r>
-        <w:rPr>
-          <w:rFonts w:ascii="Arial" w:cs="Arial" w:eastAsia="Arial" w:hAnsi="Arial"/>
-          <w:b w:val="false"/>
-          <w:bCs w:val="false"/>
-          <w:i w:val="false"/>
-          <w:iCs w:val="false"/>
-          <w:color w:val="1D2021"/>
-          <w:sz w:val="22"/>
-          <w:szCs w:val="22"/>
-        </w:rPr>
-        <w:t xml:space="preserve">{IF !choice_act_advance_notice_confirmed}</w:t>
-      </w:r>
-    </w:p>
-    <w:p>
-      <w:pPr>
-        <w:pStyle w:val="OAClauseBody"/>
-        <w:spacing w:after="280" w:before="0" w:line="340" w:beforeAutospacing="false" w:afterAutospacing="false"/>
-        <w:contextualSpacing w:val="false"/>
-      </w:pPr>
-      <w:r>
-        <w:rPr>
-          <w:rFonts w:ascii="Arial" w:cs="Arial" w:eastAsia="Arial" w:hAnsi="Arial"/>
-          <w:b/>
-          <w:bCs/>
-          <w:color w:val="1D2021"/>
-          <w:sz w:val="22"/>
-          <w:szCs w:val="22"/>
-          <w:highlight w:val="yellow"/>
-          <w:highlightCs w:val="yellow"/>
-        </w:rPr>
-        <w:t xml:space="preserve">[CONFIRM before signing: the written right-to-counsel advisal and at least 7-day advance notice were actually given before signing; see https://www.flsenate.gov/Laws/Statutes/2025/542.45]</w:t>
-      </w:r>
-    </w:p>
-    <w:p>
-      <w:pPr>
-        <w:pStyle w:val="OAClauseBody"/>
-        <w:spacing w:after="280" w:before="0" w:line="340" w:beforeAutospacing="false" w:afterAutospacing="false"/>
-        <w:contextualSpacing w:val="false"/>
-      </w:pPr>
-      <w:r>
-        <w:rPr>
-          <w:rFonts w:ascii="Arial" w:cs="Arial" w:eastAsia="Arial" w:hAnsi="Arial"/>
-          <w:b w:val="false"/>
-          <w:bCs w:val="false"/>
-          <w:i w:val="false"/>
-          <w:iCs w:val="false"/>
-          <w:color w:val="1D2021"/>
-          <w:sz w:val="22"/>
-          <w:szCs w:val="22"/>
-        </w:rPr>
-        <w:t xml:space="preserve">{END-IF}</w:t>
-      </w:r>
-    </w:p>
-    <w:p>
-      <w:pPr>
-        <w:pStyle w:val="OAClauseHeading"/>
-        <w:spacing w:after="120" w:before="320" w:line="340" w:beforeAutospacing="false" w:afterAutospacing="false"/>
-        <w:contextualSpacing w:val="false"/>
-      </w:pPr>
-      <w:r>
-        <w:rPr>
-          <w:rFonts w:ascii="Arial" w:cs="Arial" w:eastAsia="Arial" w:hAnsi="Arial"/>
-          <w:b/>
-          <w:bCs/>
-          <w:color w:val="1D2021"/>
-          <w:sz w:val="22"/>
-          <w:szCs w:val="22"/>
-        </w:rPr>
-        <w:t xml:space="preserve">15. CHOICE Act Confidential Information Acknowledgement (Covered Employee).</w:t>
-      </w:r>
-    </w:p>
-    <w:p>
-      <w:pPr>
-        <w:pStyle w:val="OAClauseBody"/>
-        <w:spacing w:after="280" w:before="0" w:line="340" w:beforeAutospacing="false" w:afterAutospacing="false"/>
-        <w:contextualSpacing w:val="false"/>
-      </w:pPr>
-      <w:r>
-        <w:rPr>
-          <w:rFonts w:ascii="Arial" w:cs="Arial" w:eastAsia="Arial" w:hAnsi="Arial"/>
-          <w:b w:val="false"/>
-          <w:bCs w:val="false"/>
-          <w:i w:val="false"/>
-          <w:iCs w:val="false"/>
-          <w:color w:val="1D2021"/>
-          <w:sz w:val="22"/>
-          <w:szCs w:val="22"/>
-        </w:rPr>
-        <w:t xml:space="preserve">{IF covered_employee}</w:t>
-      </w:r>
-    </w:p>
-    <w:p>
-      <w:pPr>
-        <w:pStyle w:val="OAClauseBody"/>
-        <w:spacing w:after="280" w:before="0" w:line="340" w:beforeAutospacing="false" w:afterAutospacing="false"/>
-        <w:contextualSpacing w:val="false"/>
-      </w:pPr>
-      <w:r>
-        <w:rPr>
-          <w:rFonts w:ascii="Arial" w:cs="Arial" w:eastAsia="Arial" w:hAnsi="Arial"/>
-          <w:b w:val="false"/>
-          <w:bCs w:val="false"/>
-          <w:i w:val="false"/>
-          <w:iCs w:val="false"/>
-          <w:color w:val="1D2021"/>
-          <w:sz w:val="22"/>
-          <w:szCs w:val="22"/>
-        </w:rPr>
-        <w:t xml:space="preserve">Employee is a covered employee under the Florida Contracts Honoring Opportunity, Investment, Confidentiality, and Economic Growth (CHOICE) Act, Fla. Stat. §§ 542.41–542.45. Employee acknowledges in writing that, in the course of Employee's employment with Employer, Employee will receive confidential information or customer relationships, in satisfaction of Fla. Stat. § 542.45(2)(b). This acknowledgement is in addition to, and does not limit, the recital of Employer's Legitimate Business Interests above.</w:t>
-      </w:r>
-    </w:p>
-    <w:p>
-      <w:pPr>
-        <w:pStyle w:val="OAClauseBody"/>
-        <w:spacing w:after="280" w:before="0" w:line="340" w:beforeAutospacing="false" w:afterAutospacing="false"/>
-        <w:contextualSpacing w:val="false"/>
-      </w:pPr>
-      <w:r>
-        <w:rPr>
-          <w:rFonts w:ascii="Arial" w:cs="Arial" w:eastAsia="Arial" w:hAnsi="Arial"/>
-          <w:b w:val="false"/>
-          <w:bCs w:val="false"/>
-          <w:i w:val="false"/>
-          <w:iCs w:val="false"/>
-          <w:color w:val="1D2021"/>
-          <w:sz w:val="22"/>
-          <w:szCs w:val="22"/>
-        </w:rPr>
-        <w:t xml:space="preserve">{END-IF}</w:t>
-      </w:r>
-    </w:p>
-    <w:p>
-      <w:pPr>
-        <w:pStyle w:val="OAClauseBody"/>
-        <w:spacing w:after="280" w:before="0" w:line="340" w:beforeAutospacing="false" w:afterAutospacing="false"/>
-        <w:contextualSpacing w:val="false"/>
-      </w:pPr>
-      <w:r>
-        <w:rPr>
-          <w:rFonts w:ascii="Arial" w:cs="Arial" w:eastAsia="Arial" w:hAnsi="Arial"/>
-          <w:b w:val="false"/>
-          <w:bCs w:val="false"/>
-          <w:i w:val="false"/>
-          <w:iCs w:val="false"/>
-          <w:color w:val="1D2021"/>
-          <w:sz w:val="22"/>
-          <w:szCs w:val="22"/>
-        </w:rPr>
-        <w:t xml:space="preserve">{IF !covered_employee}</w:t>
-      </w:r>
-    </w:p>
-    <w:p>
-      <w:pPr>
-        <w:pStyle w:val="OAClauseBody"/>
-        <w:spacing w:after="280" w:before="0" w:line="340" w:beforeAutospacing="false" w:afterAutospacing="false"/>
-        <w:contextualSpacing w:val="false"/>
-      </w:pPr>
-      <w:r>
-        <w:rPr>
-          <w:rFonts w:ascii="Arial" w:cs="Arial" w:eastAsia="Arial" w:hAnsi="Arial"/>
-          <w:b w:val="false"/>
-          <w:bCs w:val="false"/>
-          <w:i w:val="false"/>
-          <w:iCs w:val="false"/>
-          <w:color w:val="1D2021"/>
-          <w:sz w:val="22"/>
-          <w:szCs w:val="22"/>
-        </w:rPr>
-        <w:t xml:space="preserve">[Intentionally Omitted.]</w:t>
-      </w:r>
-    </w:p>
-    <w:p>
-      <w:pPr>
-        <w:pStyle w:val="OAClauseBody"/>
-        <w:spacing w:after="280" w:before="0" w:line="340" w:beforeAutospacing="false" w:afterAutospacing="false"/>
-        <w:contextualSpacing w:val="false"/>
-      </w:pPr>
-      <w:r>
-        <w:rPr>
-          <w:rFonts w:ascii="Arial" w:cs="Arial" w:eastAsia="Arial" w:hAnsi="Arial"/>
-          <w:b w:val="false"/>
-          <w:bCs w:val="false"/>
-          <w:i w:val="false"/>
-          <w:iCs w:val="false"/>
-          <w:color w:val="1D2021"/>
-          <w:sz w:val="22"/>
-          <w:szCs w:val="22"/>
-        </w:rPr>
-        <w:t xml:space="preserve">{END-IF}</w:t>
-      </w:r>
-    </w:p>
-    <w:p>
-      <w:pPr>
-        <w:pStyle w:val="OAClauseHeading"/>
-        <w:spacing w:after="120" w:before="320" w:line="340" w:beforeAutospacing="false" w:afterAutospacing="false"/>
-        <w:contextualSpacing w:val="false"/>
-      </w:pPr>
-      <w:r>
-        <w:rPr>
-          <w:rFonts w:ascii="Arial" w:cs="Arial" w:eastAsia="Arial" w:hAnsi="Arial"/>
-          <w:b/>
-          <w:bCs/>
-          <w:color w:val="1D2021"/>
-          <w:sz w:val="22"/>
-          <w:szCs w:val="22"/>
-        </w:rPr>
-        <w:t xml:space="preserve">16. CHOICE Act Garden Leave and Day-for-Day Offset (Covered Employee).</w:t>
-      </w:r>
-    </w:p>
-    <w:p>
-      <w:pPr>
-        <w:pStyle w:val="OAClauseBody"/>
-        <w:spacing w:after="280" w:before="0" w:line="340" w:beforeAutospacing="false" w:afterAutospacing="false"/>
-        <w:contextualSpacing w:val="false"/>
-      </w:pPr>
-      <w:r>
-        <w:rPr>
-          <w:rFonts w:ascii="Arial" w:cs="Arial" w:eastAsia="Arial" w:hAnsi="Arial"/>
-          <w:b w:val="false"/>
-          <w:bCs w:val="false"/>
-          <w:i w:val="false"/>
-          <w:iCs w:val="false"/>
-          <w:color w:val="1D2021"/>
-          <w:sz w:val="22"/>
-          <w:szCs w:val="22"/>
-        </w:rPr>
-        <w:t xml:space="preserve">{IF garden_leave_included}</w:t>
-      </w:r>
-    </w:p>
-    <w:p>
-      <w:pPr>
-        <w:pStyle w:val="OAClauseBody"/>
-        <w:spacing w:after="280" w:before="0" w:line="340" w:beforeAutospacing="false" w:afterAutospacing="false"/>
-        <w:contextualSpacing w:val="false"/>
-      </w:pPr>
-      <w:r>
-        <w:rPr>
-          <w:rFonts w:ascii="Arial" w:cs="Arial" w:eastAsia="Arial" w:hAnsi="Arial"/>
-          <w:b w:val="false"/>
-          <w:bCs w:val="false"/>
-          <w:i w:val="false"/>
-          <w:iCs w:val="false"/>
-          <w:color w:val="1D2021"/>
-          <w:sz w:val="22"/>
-          <w:szCs w:val="22"/>
-        </w:rPr>
         <w:t xml:space="preserve">This agreement includes a covered garden leave agreement within the meaning of Fla. Stat. § 542.43(5), under which Employer and Employee agree to a garden-leave notice period of {garden_leave_notice_duration} before the termination of employment, which may not exceed four years (Fla. Stat. § 542.43(5)). The non-compete Restricted Period is reduced day-for-day by any nonworking portion of the garden-leave notice period, pursuant to Fla. Stat. § 542.45(2)(c). After the first 90 days of the notice period, Employee need not provide services to Employer and may engage in nonwork activities during the remainder of the notice period; Employee may work for another employer during the remainder of the notice period only with Employer's permission, as provided in Fla. Stat. § 542.44(2)(c). The counsel-advisal, seven-day-notice, and written confidential-information-acknowledgement requirements of Fla. Stat. § 542.44(2)–(3) apply to this garden leave agreement; the corresponding provisions of this agreement (the CHOICE Act Counsel Advisal and Notice provision, if included, and the CHOICE Act Confidential Information Acknowledgement provision) are intended to address them.</w:t>
       </w:r>
     </w:p>
     <w:p>
       <w:pPr>
-        <w:pStyle w:val="OAClauseBody"/>
-        <w:spacing w:after="280" w:before="0" w:line="340" w:beforeAutospacing="false" w:afterAutospacing="false"/>
-        <w:contextualSpacing w:val="false"/>
-      </w:pPr>
-      <w:r>
-        <w:rPr>
-          <w:rFonts w:ascii="Arial" w:cs="Arial" w:eastAsia="Arial" w:hAnsi="Arial"/>
-          <w:b w:val="false"/>
-          <w:bCs w:val="false"/>
-          <w:i w:val="false"/>
-          <w:iCs w:val="false"/>
-          <w:color w:val="1D2021"/>
-          <w:sz w:val="22"/>
-          <w:szCs w:val="22"/>
-        </w:rPr>
-        <w:t xml:space="preserve">{END-IF}</w:t>
-      </w:r>
-    </w:p>
-    <w:p>
-      <w:pPr>
-        <w:pStyle w:val="OAClauseBody"/>
-        <w:spacing w:after="280" w:before="0" w:line="340" w:beforeAutospacing="false" w:afterAutospacing="false"/>
-        <w:contextualSpacing w:val="false"/>
-      </w:pPr>
-      <w:r>
-        <w:rPr>
-          <w:rFonts w:ascii="Arial" w:cs="Arial" w:eastAsia="Arial" w:hAnsi="Arial"/>
-          <w:b w:val="false"/>
-          <w:bCs w:val="false"/>
-          <w:i w:val="false"/>
-          <w:iCs w:val="false"/>
-          <w:color w:val="1D2021"/>
-          <w:sz w:val="22"/>
-          <w:szCs w:val="22"/>
-        </w:rPr>
-        <w:t xml:space="preserve">{IF !garden_leave_included}</w:t>
-      </w:r>
-    </w:p>
-    <w:p>
-      <w:pPr>
-        <w:pStyle w:val="OAClauseBody"/>
-        <w:spacing w:after="280" w:before="0" w:line="340" w:beforeAutospacing="false" w:afterAutospacing="false"/>
-        <w:contextualSpacing w:val="false"/>
-      </w:pPr>
-      <w:r>
-        <w:rPr>
-          <w:rFonts w:ascii="Arial" w:cs="Arial" w:eastAsia="Arial" w:hAnsi="Arial"/>
-          <w:b w:val="false"/>
-          <w:bCs w:val="false"/>
-          <w:i w:val="false"/>
-          <w:iCs w:val="false"/>
-          <w:color w:val="1D2021"/>
-          <w:sz w:val="22"/>
-          <w:szCs w:val="22"/>
-        </w:rPr>
-        <w:t xml:space="preserve">[Intentionally Omitted.]</w:t>
-      </w:r>
-    </w:p>
-    <w:p>
-      <w:pPr>
-        <w:pStyle w:val="OAClauseBody"/>
-        <w:spacing w:after="280" w:before="0" w:line="340" w:beforeAutospacing="false" w:afterAutospacing="false"/>
-        <w:contextualSpacing w:val="false"/>
-      </w:pPr>
-      <w:r>
-        <w:rPr>
-          <w:rFonts w:ascii="Arial" w:cs="Arial" w:eastAsia="Arial" w:hAnsi="Arial"/>
-          <w:b w:val="false"/>
-          <w:bCs w:val="false"/>
-          <w:i w:val="false"/>
-          <w:iCs w:val="false"/>
-          <w:color w:val="1D2021"/>
-          <w:sz w:val="22"/>
-          <w:szCs w:val="22"/>
+        <w:pStyle w:val="Normal"/>
+        <w:spacing w:after="0" w:line="0"/>
+      </w:pPr>
+      <w:r>
+        <w:rPr>
+          <w:sz w:val="1"/>
+          <w:szCs w:val="1"/>
         </w:rPr>
         <w:t xml:space="preserve">{END-IF}</w:t>
       </w:r>

--- a/content/templates/openagreements-restrictive-covenant-florida/template.docx
+++ b/content/templates/openagreements-restrictive-covenant-florida/template.docx
@@ -125,16 +125,53 @@
       <w:r>
         <w:rPr>
           <w:rFonts w:ascii="Arial" w:cs="Arial" w:eastAsia="Arial" w:hAnsi="Arial"/>
-          <w:b w:val="false"/>
-          <w:bCs w:val="false"/>
           <w:color w:val="1D2021"/>
           <w:sz w:val="22"/>
           <w:szCs w:val="22"/>
           <w:highlight w:val="yellow"/>
           <w:highlightCs w:val="yellow"/>
         </w:rPr>
-        <w:t xml:space="preserve">• CHOICE Act Counsel Advisal and Notice (Covered Employee) — for more details see https://openagreements.org/legal/non-compete/florida</w:t>
-      </w:r>
+        <w:t xml:space="preserve">• </w:t>
+      </w:r>
+      <w:hyperlink w:history="1" w:anchor="oa_xref_6eb93a20e7f56b6c">
+        <w:r>
+          <w:rPr>
+            <w:rFonts w:ascii="Arial" w:cs="Arial" w:eastAsia="Arial" w:hAnsi="Arial"/>
+            <w:color w:val="0563C1"/>
+            <w:sz w:val="22"/>
+            <w:szCs w:val="22"/>
+            <w:highlight w:val="yellow"/>
+            <w:highlightCs w:val="yellow"/>
+            <w:u w:val="single"/>
+          </w:rPr>
+          <w:t xml:space="preserve">&lt;&lt;xref:oa_xref_6eb93a20e7f56b6c&gt;&gt;</w:t>
+        </w:r>
+      </w:hyperlink>
+      <w:r>
+        <w:rPr>
+          <w:rFonts w:ascii="Arial" w:cs="Arial" w:eastAsia="Arial" w:hAnsi="Arial"/>
+          <w:color w:val="1D2021"/>
+          <w:sz w:val="22"/>
+          <w:szCs w:val="22"/>
+          <w:highlight w:val="yellow"/>
+          <w:highlightCs w:val="yellow"/>
+        </w:rPr>
+        <w:t xml:space="preserve"> — CHOICE Act Counsel Advisal and Notice (Covered Employee) — for more details see </w:t>
+      </w:r>
+      <w:hyperlink w:history="1" r:id="rId8w9wrk8qgbbrkwtenvh1i">
+        <w:r>
+          <w:rPr>
+            <w:rFonts w:ascii="Arial" w:cs="Arial" w:eastAsia="Arial" w:hAnsi="Arial"/>
+            <w:color w:val="0563C1"/>
+            <w:sz w:val="22"/>
+            <w:szCs w:val="22"/>
+            <w:highlight w:val="yellow"/>
+            <w:highlightCs w:val="yellow"/>
+            <w:u w:val="single"/>
+          </w:rPr>
+          <w:t xml:space="preserve">https://openagreements.org/legal/non-compete/florida</w:t>
+        </w:r>
+      </w:hyperlink>
     </w:p>
     <w:p>
       <w:pPr>
@@ -3631,6 +3668,7 @@
         <w:spacing w:after="120" w:before="320" w:line="340" w:beforeAutospacing="false" w:afterAutospacing="false"/>
         <w:contextualSpacing w:val="false"/>
       </w:pPr>
+      <w:bookmarkStart w:name="oa_xref_6eb93a20e7f56b6c" w:id="1"/>
       <w:r>
         <w:rPr>
           <w:rFonts w:ascii="Arial" w:cs="Arial" w:eastAsia="Arial" w:hAnsi="Arial"/>
@@ -3642,6 +3680,7 @@
         </w:rPr>
         <w:t xml:space="preserve">14. CHOICE Act Counsel Advisal and Notice (Covered Employee).</w:t>
       </w:r>
+      <w:bookmarkEnd w:id="1"/>
     </w:p>
     <w:p>
       <w:pPr>

--- a/content/templates/openagreements-restrictive-covenant-florida/template.docx
+++ b/content/templates/openagreements-restrictive-covenant-florida/template.docx
@@ -67,7 +67,7 @@
           <w:highlight w:val="yellow"/>
           <w:highlightCs w:val="yellow"/>
         </w:rPr>
-        <w:t xml:space="preserve">This page lists statutory-compliance items a person must verify before signing. Each appears in full within the Standard Terms below, flagged there with a yellow "CONFIRM before signing" bracket. This list is only an index: for each item, find the named section in the Standard Terms, confirm the stated fact occurred, and delete the yellow bracket there. Delete this entire notice before signing.</w:t>
+        <w:t xml:space="preserve">For each item below, confirm the stated fact occurred, then delete its yellow "CONFIRM before signing" bracket in the Standard Terms. Delete this notice before signing.</w:t>
       </w:r>
     </w:p>
     <w:p>
@@ -87,7 +87,7 @@
           <w:highlight w:val="yellow"/>
           <w:highlightCs w:val="yellow"/>
         </w:rPr>
-        <w:t xml:space="preserve">Items requiring confirmation (see the named section of the Standard Terms):</w:t>
+        <w:t xml:space="preserve">Items requiring confirmation:</w:t>
       </w:r>
     </w:p>
     <w:p>
@@ -158,7 +158,7 @@
         </w:rPr>
         <w:t xml:space="preserve"> — CHOICE Act Counsel Advisal and Notice (Covered Employee) — for more details see </w:t>
       </w:r>
-      <w:hyperlink w:history="1" r:id="rId8w9wrk8qgbbrkwtenvh1i">
+      <w:hyperlink w:history="1" r:id="rIdyardizhziyaop2q0ql7p3">
         <w:r>
           <w:rPr>
             <w:rFonts w:ascii="Arial" w:cs="Arial" w:eastAsia="Arial" w:hAnsi="Arial"/>

--- a/content/templates/openagreements-restrictive-covenant-florida/template.docx
+++ b/content/templates/openagreements-restrictive-covenant-florida/template.docx
@@ -67,7 +67,7 @@
           <w:highlight w:val="yellow"/>
           <w:highlightCs w:val="yellow"/>
         </w:rPr>
-        <w:t xml:space="preserve">For each item below, confirm the stated fact occurred, then delete its yellow "CONFIRM before signing" bracket in the Standard Terms. Delete this notice before signing.</w:t>
+        <w:t xml:space="preserve">For the item below, confirm the stated fact occurred, then delete its yellow "CONFIRM before signing" bracket in the Standard Terms. Delete this notice before signing.</w:t>
       </w:r>
     </w:p>
     <w:p>
@@ -87,7 +87,7 @@
           <w:highlight w:val="yellow"/>
           <w:highlightCs w:val="yellow"/>
         </w:rPr>
-        <w:t xml:space="preserve">Items requiring confirmation:</w:t>
+        <w:t xml:space="preserve">Item requiring confirmation:</w:t>
       </w:r>
     </w:p>
     <w:p>
@@ -158,7 +158,7 @@
         </w:rPr>
         <w:t xml:space="preserve"> — CHOICE Act Counsel Advisal and Notice (Covered Employee) — for more details see </w:t>
       </w:r>
-      <w:hyperlink w:history="1" r:id="rIdyardizhziyaop2q0ql7p3">
+      <w:hyperlink w:history="1" r:id="rIdithnsafh1mw68165ygoji">
         <w:r>
           <w:rPr>
             <w:rFonts w:ascii="Arial" w:cs="Arial" w:eastAsia="Arial" w:hAnsi="Arial"/>

--- a/content/templates/openagreements-restrictive-covenant-florida/template.docx
+++ b/content/templates/openagreements-restrictive-covenant-florida/template.docx
@@ -158,7 +158,7 @@
         </w:rPr>
         <w:t xml:space="preserve"> — CHOICE Act Counsel Advisal and Notice (Covered Employee) — for more details see </w:t>
       </w:r>
-      <w:hyperlink w:history="1" r:id="rIdithnsafh1mw68165ygoji">
+      <w:hyperlink w:history="1" r:id="rIddcggcgohurv_eg7ot5ro7">
         <w:r>
           <w:rPr>
             <w:rFonts w:ascii="Arial" w:cs="Arial" w:eastAsia="Arial" w:hAnsi="Arial"/>
@@ -5043,7 +5043,7 @@
         <w:sz w:val="13"/>
         <w:szCs w:val="13"/>
       </w:rPr>
-      <w:t xml:space="preserve">OpenAgreements Employee Restrictive Covenant (Florida) (v1.0). Free to use under CC BY 4.0.</w:t>
+      <w:t xml:space="preserve">OpenAgreements Employee Restrictive Covenant (Florida) (v0.1.0). Free to use under CC BY 4.0.</w:t>
     </w:r>
     <w:r>
       <w:rPr>
@@ -5122,7 +5122,7 @@
         <w:sz w:val="13"/>
         <w:szCs w:val="13"/>
       </w:rPr>
-      <w:t xml:space="preserve">OpenAgreements Employee Restrictive Covenant (Florida) (v1.0). Free to use under CC BY 4.0.</w:t>
+      <w:t xml:space="preserve">OpenAgreements Employee Restrictive Covenant (Florida) (v0.1.0). Free to use under CC BY 4.0.</w:t>
     </w:r>
     <w:r>
       <w:rPr>
@@ -5187,7 +5187,7 @@
         <w:sz w:val="13"/>
         <w:szCs w:val="13"/>
       </w:rPr>
-      <w:t xml:space="preserve">OpenAgreements Employee Restrictive Covenant (Florida) (v1.0). Free to use under CC BY 4.0.</w:t>
+      <w:t xml:space="preserve">OpenAgreements Employee Restrictive Covenant (Florida) (v0.1.0). Free to use under CC BY 4.0.</w:t>
     </w:r>
     <w:r>
       <w:rPr>

--- a/content/templates/openagreements-restrictive-covenant-florida/template.docx
+++ b/content/templates/openagreements-restrictive-covenant-florida/template.docx
@@ -158,7 +158,7 @@
         </w:rPr>
         <w:t xml:space="preserve"> — CHOICE Act Counsel Advisal and Notice (Covered Employee) — for more details see </w:t>
       </w:r>
-      <w:hyperlink w:history="1" r:id="rIdithnsafh1mw68165ygoji">
+      <w:hyperlink w:history="1" r:id="rIdi-6eiihhgnfeuazvwigcy">
         <w:r>
           <w:rPr>
             <w:rFonts w:ascii="Arial" w:cs="Arial" w:eastAsia="Arial" w:hAnsi="Arial"/>
@@ -5088,20 +5088,6 @@
       <w:fldChar w:fldCharType="separate"/>
       <w:t>1</w:t>
       <w:fldChar w:fldCharType="end"/>
-    </w:r>
-  </w:p>
-  <w:p>
-    <w:pPr>
-      <w:spacing w:after="0" w:before="0"/>
-    </w:pPr>
-    <w:r>
-      <w:rPr>
-        <w:rFonts w:ascii="Arial" w:cs="Arial" w:eastAsia="Arial" w:hAnsi="Arial"/>
-        <w:color w:val="494A4B"/>
-        <w:sz w:val="12"/>
-        <w:szCs w:val="12"/>
-      </w:rPr>
-      <w:t xml:space="preserve">{cloud_drive_id_footer}</w:t>
     </w:r>
   </w:p>
 </w:ftr>

--- a/content/templates/openagreements-restrictive-covenant-florida/template.docx
+++ b/content/templates/openagreements-restrictive-covenant-florida/template.docx
@@ -158,7 +158,7 @@
         </w:rPr>
         <w:t xml:space="preserve"> — CHOICE Act Counsel Advisal and Notice (Covered Employee) — for more details see </w:t>
       </w:r>
-      <w:hyperlink w:history="1" r:id="rIdi-6eiihhgnfeuazvwigcy">
+      <w:hyperlink w:history="1" r:id="rIdj4lbeqawvjy3mkmwndrbl">
         <w:r>
           <w:rPr>
             <w:rFonts w:ascii="Arial" w:cs="Arial" w:eastAsia="Arial" w:hAnsi="Arial"/>
@@ -4343,7 +4343,7 @@
                 <w:sz w:val="18"/>
                 <w:szCs w:val="18"/>
               </w:rPr>
-              <w:t xml:space="preserve"/>
+              <w:t xml:space="preserve">EMPLOYER</w:t>
             </w:r>
           </w:p>
         </w:tc>
@@ -4367,18 +4367,88 @@
             <w:pPr>
               <w:pStyle w:val="Normal"/>
               <w:spacing w:after="0" w:line="340"/>
-              <w:jc w:val="center"/>
             </w:pPr>
             <w:r>
               <w:rPr>
                 <w:rFonts w:ascii="Arial" w:cs="Arial" w:eastAsia="Arial" w:hAnsi="Arial"/>
                 <w:b/>
                 <w:bCs/>
-                <w:color w:val="8C8D8E"/>
-                <w:sz w:val="16"/>
-                <w:szCs w:val="16"/>
-              </w:rPr>
-              <w:t xml:space="preserve">EMPLOYER</w:t>
+                <w:color w:val="1D2021"/>
+                <w:sz w:val="18"/>
+                <w:szCs w:val="18"/>
+              </w:rPr>
+              <w:t xml:space="preserve">{employer_name}</w:t>
+            </w:r>
+          </w:p>
+        </w:tc>
+      </w:tr>
+      <w:tr>
+        <w:trPr>
+          <w:trHeight w:val="864" w:hRule="atLeast"/>
+        </w:trPr>
+        <w:tc>
+          <w:tcPr>
+            <w:tcBorders>
+              <w:top w:val="nil" w:color="FFFFFF" w:sz="0"/>
+              <w:left w:val="nil" w:color="FFFFFF" w:sz="0"/>
+              <w:bottom w:val="nil" w:color="FFFFFF" w:sz="0"/>
+              <w:right w:val="nil" w:color="FFFFFF" w:sz="0"/>
+            </w:tcBorders>
+            <w:tcMar>
+              <w:top w:type="dxa" w:w="216"/>
+              <w:left w:type="dxa" w:w="115"/>
+              <w:bottom w:type="dxa" w:w="216"/>
+              <w:right w:type="dxa" w:w="115"/>
+            </w:tcMar>
+            <w:vAlign w:val="center"/>
+          </w:tcPr>
+          <w:p>
+            <w:pPr>
+              <w:pStyle w:val="Normal"/>
+              <w:spacing w:after="0" w:line="340"/>
+            </w:pPr>
+            <w:r>
+              <w:rPr>
+                <w:rFonts w:ascii="Arial" w:cs="Arial" w:eastAsia="Arial" w:hAnsi="Arial"/>
+                <w:b/>
+                <w:bCs/>
+                <w:color w:val="1D2021"/>
+                <w:sz w:val="18"/>
+                <w:szCs w:val="18"/>
+              </w:rPr>
+              <w:t xml:space="preserve">Signature</w:t>
+            </w:r>
+          </w:p>
+        </w:tc>
+        <w:tc>
+          <w:tcPr>
+            <w:tcBorders>
+              <w:top w:val="single" w:color="C7C7C7" w:sz="4"/>
+              <w:left w:val="nil" w:color="FFFFFF" w:sz="0"/>
+              <w:bottom w:val="single" w:color="C7C7C7" w:sz="4"/>
+              <w:right w:val="nil" w:color="FFFFFF" w:sz="0"/>
+            </w:tcBorders>
+            <w:tcMar>
+              <w:top w:type="dxa" w:w="216"/>
+              <w:left w:type="dxa" w:w="115"/>
+              <w:bottom w:type="dxa" w:w="216"/>
+              <w:right w:type="dxa" w:w="115"/>
+            </w:tcMar>
+            <w:vAlign w:val="center"/>
+          </w:tcPr>
+          <w:p>
+            <w:pPr>
+              <w:pStyle w:val="Normal"/>
+              <w:spacing w:after="0" w:line="340"/>
+            </w:pPr>
+            <w:r>
+              <w:rPr>
+                <w:rFonts w:ascii="Arial" w:cs="Arial" w:eastAsia="Arial" w:hAnsi="Arial"/>
+                <w:color w:val="1D2021"/>
+                <w:sz w:val="18"/>
+                <w:szCs w:val="18"/>
+              </w:rPr>
+              <w:t xml:space="preserve"/>
             </w:r>
           </w:p>
         </w:tc>
@@ -4417,7 +4487,7 @@
                 <w:sz w:val="18"/>
                 <w:szCs w:val="18"/>
               </w:rPr>
-              <w:t xml:space="preserve">Signature</w:t>
+              <w:t xml:space="preserve">Signatory Name</w:t>
             </w:r>
           </w:p>
         </w:tc>
@@ -4449,7 +4519,7 @@
                 <w:sz w:val="18"/>
                 <w:szCs w:val="18"/>
               </w:rPr>
-              <w:t xml:space="preserve"/>
+              <w:t xml:space="preserve">{employer_signatory_name}</w:t>
             </w:r>
           </w:p>
         </w:tc>
@@ -4488,7 +4558,7 @@
                 <w:sz w:val="18"/>
                 <w:szCs w:val="18"/>
               </w:rPr>
-              <w:t xml:space="preserve">Print Name</w:t>
+              <w:t xml:space="preserve">Title</w:t>
             </w:r>
           </w:p>
         </w:tc>
@@ -4520,78 +4590,7 @@
                 <w:sz w:val="18"/>
                 <w:szCs w:val="18"/>
               </w:rPr>
-              <w:t xml:space="preserve">{employer_name}</w:t>
-            </w:r>
-          </w:p>
-        </w:tc>
-      </w:tr>
-      <w:tr>
-        <w:trPr>
-          <w:trHeight w:val="690" w:hRule="atLeast"/>
-        </w:trPr>
-        <w:tc>
-          <w:tcPr>
-            <w:tcBorders>
-              <w:top w:val="nil" w:color="FFFFFF" w:sz="0"/>
-              <w:left w:val="nil" w:color="FFFFFF" w:sz="0"/>
-              <w:bottom w:val="nil" w:color="FFFFFF" w:sz="0"/>
-              <w:right w:val="nil" w:color="FFFFFF" w:sz="0"/>
-            </w:tcBorders>
-            <w:tcMar>
-              <w:top w:type="dxa" w:w="216"/>
-              <w:left w:type="dxa" w:w="115"/>
-              <w:bottom w:type="dxa" w:w="216"/>
-              <w:right w:type="dxa" w:w="115"/>
-            </w:tcMar>
-            <w:vAlign w:val="center"/>
-          </w:tcPr>
-          <w:p>
-            <w:pPr>
-              <w:pStyle w:val="Normal"/>
-              <w:spacing w:after="0" w:line="340"/>
-            </w:pPr>
-            <w:r>
-              <w:rPr>
-                <w:rFonts w:ascii="Arial" w:cs="Arial" w:eastAsia="Arial" w:hAnsi="Arial"/>
-                <w:b/>
-                <w:bCs/>
-                <w:color w:val="1D2021"/>
-                <w:sz w:val="18"/>
-                <w:szCs w:val="18"/>
-              </w:rPr>
-              <w:t xml:space="preserve">Title</w:t>
-            </w:r>
-          </w:p>
-        </w:tc>
-        <w:tc>
-          <w:tcPr>
-            <w:tcBorders>
-              <w:top w:val="single" w:color="C7C7C7" w:sz="4"/>
-              <w:left w:val="nil" w:color="FFFFFF" w:sz="0"/>
-              <w:bottom w:val="single" w:color="C7C7C7" w:sz="4"/>
-              <w:right w:val="nil" w:color="FFFFFF" w:sz="0"/>
-            </w:tcBorders>
-            <w:tcMar>
-              <w:top w:type="dxa" w:w="216"/>
-              <w:left w:type="dxa" w:w="115"/>
-              <w:bottom w:type="dxa" w:w="216"/>
-              <w:right w:type="dxa" w:w="115"/>
-            </w:tcMar>
-            <w:vAlign w:val="center"/>
-          </w:tcPr>
-          <w:p>
-            <w:pPr>
-              <w:pStyle w:val="Normal"/>
-              <w:spacing w:after="0" w:line="340"/>
-            </w:pPr>
-            <w:r>
-              <w:rPr>
-                <w:rFonts w:ascii="Arial" w:cs="Arial" w:eastAsia="Arial" w:hAnsi="Arial"/>
-                <w:color w:val="1D2021"/>
-                <w:sz w:val="18"/>
-                <w:szCs w:val="18"/>
-              </w:rPr>
-              <w:t xml:space="preserve"/>
+              <w:t xml:space="preserve">{employer_signatory_title}</w:t>
             </w:r>
           </w:p>
         </w:tc>
@@ -4767,7 +4766,7 @@
       </w:tr>
       <w:tr>
         <w:trPr>
-          <w:trHeight w:val="690" w:hRule="atLeast"/>
+          <w:trHeight w:val="864" w:hRule="atLeast"/>
         </w:trPr>
         <w:tc>
           <w:tcPr>

--- a/content/templates/openagreements-restrictive-covenant-florida/template.docx
+++ b/content/templates/openagreements-restrictive-covenant-florida/template.docx
@@ -158,7 +158,7 @@
         </w:rPr>
         <w:t xml:space="preserve"> — CHOICE Act Counsel Advisal and Notice (Covered Employee) — for more details see </w:t>
       </w:r>
-      <w:hyperlink w:history="1" r:id="rIdj4lbeqawvjy3mkmwndrbl">
+      <w:hyperlink w:history="1" r:id="rIdfx9m6d59apr7_pdh8q82s">
         <w:r>
           <w:rPr>
             <w:rFonts w:ascii="Arial" w:cs="Arial" w:eastAsia="Arial" w:hAnsi="Arial"/>
@@ -4724,7 +4724,7 @@
                 <w:sz w:val="18"/>
                 <w:szCs w:val="18"/>
               </w:rPr>
-              <w:t xml:space="preserve"/>
+              <w:t xml:space="preserve">EMPLOYEE</w:t>
             </w:r>
           </w:p>
         </w:tc>
@@ -4739,7 +4739,7 @@
             <w:tcMar>
               <w:top w:type="dxa" w:w="216"/>
               <w:left w:type="dxa" w:w="115"/>
-              <w:bottom w:type="dxa" w:w="120"/>
+              <w:bottom w:type="dxa" w:w="216"/>
               <w:right w:type="dxa" w:w="115"/>
             </w:tcMar>
             <w:vAlign w:val="center"/>
@@ -4748,18 +4748,15 @@
             <w:pPr>
               <w:pStyle w:val="Normal"/>
               <w:spacing w:after="0" w:line="340"/>
-              <w:jc w:val="center"/>
-            </w:pPr>
-            <w:r>
-              <w:rPr>
-                <w:rFonts w:ascii="Arial" w:cs="Arial" w:eastAsia="Arial" w:hAnsi="Arial"/>
-                <w:b/>
-                <w:bCs/>
-                <w:color w:val="8C8D8E"/>
-                <w:sz w:val="16"/>
-                <w:szCs w:val="16"/>
-              </w:rPr>
-              <w:t xml:space="preserve">EMPLOYEE</w:t>
+            </w:pPr>
+            <w:r>
+              <w:rPr>
+                <w:rFonts w:ascii="Arial" w:cs="Arial" w:eastAsia="Arial" w:hAnsi="Arial"/>
+                <w:color w:val="1D2021"/>
+                <w:sz w:val="18"/>
+                <w:szCs w:val="18"/>
+              </w:rPr>
+              <w:t xml:space="preserve"/>
             </w:r>
           </w:p>
         </w:tc>
@@ -4805,7 +4802,7 @@
         <w:tc>
           <w:tcPr>
             <w:tcBorders>
-              <w:top w:val="single" w:color="C7C7C7" w:sz="4"/>
+              <w:top w:val="nil" w:color="FFFFFF" w:sz="0"/>
               <w:left w:val="nil" w:color="FFFFFF" w:sz="0"/>
               <w:bottom w:val="single" w:color="C7C7C7" w:sz="4"/>
               <w:right w:val="nil" w:color="FFFFFF" w:sz="0"/>

--- a/content/templates/openagreements-restrictive-covenant-florida/template.docx
+++ b/content/templates/openagreements-restrictive-covenant-florida/template.docx
@@ -158,7 +158,7 @@
         </w:rPr>
         <w:t xml:space="preserve"> — CHOICE Act Counsel Advisal and Notice (Covered Employee) — for more details see </w:t>
       </w:r>
-      <w:hyperlink w:history="1" r:id="rIdfx9m6d59apr7_pdh8q82s">
+      <w:hyperlink w:history="1" r:id="rId7ifgoiaao7q7snuffvpvp">
         <w:r>
           <w:rPr>
             <w:rFonts w:ascii="Arial" w:cs="Arial" w:eastAsia="Arial" w:hAnsi="Arial"/>
@@ -4322,17 +4322,17 @@
               <w:right w:val="nil" w:color="FFFFFF" w:sz="0"/>
             </w:tcBorders>
             <w:tcMar>
-              <w:top w:type="dxa" w:w="216"/>
+              <w:top w:type="dxa" w:w="80"/>
               <w:left w:type="dxa" w:w="115"/>
-              <w:bottom w:type="dxa" w:w="216"/>
-              <w:right w:type="dxa" w:w="115"/>
-            </w:tcMar>
-            <w:vAlign w:val="center"/>
-          </w:tcPr>
-          <w:p>
-            <w:pPr>
-              <w:pStyle w:val="Normal"/>
-              <w:spacing w:after="0" w:line="340"/>
+              <w:bottom w:type="dxa" w:w="80"/>
+              <w:right w:type="dxa" w:w="115"/>
+            </w:tcMar>
+            <w:vAlign w:val="center"/>
+          </w:tcPr>
+          <w:p>
+            <w:pPr>
+              <w:pStyle w:val="Normal"/>
+              <w:spacing w:after="0" w:line="264"/>
             </w:pPr>
             <w:r>
               <w:rPr>
@@ -4356,17 +4356,17 @@
               <w:right w:val="nil" w:color="FFFFFF" w:sz="0"/>
             </w:tcBorders>
             <w:tcMar>
-              <w:top w:type="dxa" w:w="216"/>
+              <w:top w:type="dxa" w:w="80"/>
               <w:left w:type="dxa" w:w="115"/>
-              <w:bottom w:type="dxa" w:w="120"/>
-              <w:right w:type="dxa" w:w="115"/>
-            </w:tcMar>
-            <w:vAlign w:val="center"/>
-          </w:tcPr>
-          <w:p>
-            <w:pPr>
-              <w:pStyle w:val="Normal"/>
-              <w:spacing w:after="0" w:line="340"/>
+              <w:bottom w:type="dxa" w:w="48"/>
+              <w:right w:type="dxa" w:w="115"/>
+            </w:tcMar>
+            <w:vAlign w:val="center"/>
+          </w:tcPr>
+          <w:p>
+            <w:pPr>
+              <w:pStyle w:val="Normal"/>
+              <w:spacing w:after="0" w:line="264"/>
             </w:pPr>
             <w:r>
               <w:rPr>
@@ -4384,7 +4384,7 @@
       </w:tr>
       <w:tr>
         <w:trPr>
-          <w:trHeight w:val="864" w:hRule="atLeast"/>
+          <w:trHeight w:val="500" w:hRule="atLeast"/>
         </w:trPr>
         <w:tc>
           <w:tcPr>
@@ -4395,17 +4395,17 @@
               <w:right w:val="nil" w:color="FFFFFF" w:sz="0"/>
             </w:tcBorders>
             <w:tcMar>
-              <w:top w:type="dxa" w:w="216"/>
+              <w:top w:type="dxa" w:w="80"/>
               <w:left w:type="dxa" w:w="115"/>
-              <w:bottom w:type="dxa" w:w="216"/>
-              <w:right w:type="dxa" w:w="115"/>
-            </w:tcMar>
-            <w:vAlign w:val="center"/>
-          </w:tcPr>
-          <w:p>
-            <w:pPr>
-              <w:pStyle w:val="Normal"/>
-              <w:spacing w:after="0" w:line="340"/>
+              <w:bottom w:type="dxa" w:w="80"/>
+              <w:right w:type="dxa" w:w="115"/>
+            </w:tcMar>
+            <w:vAlign w:val="center"/>
+          </w:tcPr>
+          <w:p>
+            <w:pPr>
+              <w:pStyle w:val="Normal"/>
+              <w:spacing w:after="0" w:line="264"/>
             </w:pPr>
             <w:r>
               <w:rPr>
@@ -4429,17 +4429,17 @@
               <w:right w:val="nil" w:color="FFFFFF" w:sz="0"/>
             </w:tcBorders>
             <w:tcMar>
-              <w:top w:type="dxa" w:w="216"/>
+              <w:top w:type="dxa" w:w="80"/>
               <w:left w:type="dxa" w:w="115"/>
-              <w:bottom w:type="dxa" w:w="216"/>
-              <w:right w:type="dxa" w:w="115"/>
-            </w:tcMar>
-            <w:vAlign w:val="center"/>
-          </w:tcPr>
-          <w:p>
-            <w:pPr>
-              <w:pStyle w:val="Normal"/>
-              <w:spacing w:after="0" w:line="340"/>
+              <w:bottom w:type="dxa" w:w="80"/>
+              <w:right w:type="dxa" w:w="115"/>
+            </w:tcMar>
+            <w:vAlign w:val="center"/>
+          </w:tcPr>
+          <w:p>
+            <w:pPr>
+              <w:pStyle w:val="Normal"/>
+              <w:spacing w:after="0" w:line="264"/>
             </w:pPr>
             <w:r>
               <w:rPr>
@@ -4455,7 +4455,7 @@
       </w:tr>
       <w:tr>
         <w:trPr>
-          <w:trHeight w:val="690" w:hRule="atLeast"/>
+          <w:trHeight w:val="340" w:hRule="atLeast"/>
         </w:trPr>
         <w:tc>
           <w:tcPr>
@@ -4466,17 +4466,17 @@
               <w:right w:val="nil" w:color="FFFFFF" w:sz="0"/>
             </w:tcBorders>
             <w:tcMar>
-              <w:top w:type="dxa" w:w="216"/>
+              <w:top w:type="dxa" w:w="80"/>
               <w:left w:type="dxa" w:w="115"/>
-              <w:bottom w:type="dxa" w:w="216"/>
-              <w:right w:type="dxa" w:w="115"/>
-            </w:tcMar>
-            <w:vAlign w:val="center"/>
-          </w:tcPr>
-          <w:p>
-            <w:pPr>
-              <w:pStyle w:val="Normal"/>
-              <w:spacing w:after="0" w:line="340"/>
+              <w:bottom w:type="dxa" w:w="80"/>
+              <w:right w:type="dxa" w:w="115"/>
+            </w:tcMar>
+            <w:vAlign w:val="center"/>
+          </w:tcPr>
+          <w:p>
+            <w:pPr>
+              <w:pStyle w:val="Normal"/>
+              <w:spacing w:after="0" w:line="264"/>
             </w:pPr>
             <w:r>
               <w:rPr>
@@ -4500,17 +4500,17 @@
               <w:right w:val="nil" w:color="FFFFFF" w:sz="0"/>
             </w:tcBorders>
             <w:tcMar>
-              <w:top w:type="dxa" w:w="216"/>
+              <w:top w:type="dxa" w:w="80"/>
               <w:left w:type="dxa" w:w="115"/>
-              <w:bottom w:type="dxa" w:w="216"/>
-              <w:right w:type="dxa" w:w="115"/>
-            </w:tcMar>
-            <w:vAlign w:val="center"/>
-          </w:tcPr>
-          <w:p>
-            <w:pPr>
-              <w:pStyle w:val="Normal"/>
-              <w:spacing w:after="0" w:line="340"/>
+              <w:bottom w:type="dxa" w:w="80"/>
+              <w:right w:type="dxa" w:w="115"/>
+            </w:tcMar>
+            <w:vAlign w:val="center"/>
+          </w:tcPr>
+          <w:p>
+            <w:pPr>
+              <w:pStyle w:val="Normal"/>
+              <w:spacing w:after="0" w:line="264"/>
             </w:pPr>
             <w:r>
               <w:rPr>
@@ -4526,7 +4526,7 @@
       </w:tr>
       <w:tr>
         <w:trPr>
-          <w:trHeight w:val="690" w:hRule="atLeast"/>
+          <w:trHeight w:val="340" w:hRule="atLeast"/>
         </w:trPr>
         <w:tc>
           <w:tcPr>
@@ -4537,17 +4537,17 @@
               <w:right w:val="nil" w:color="FFFFFF" w:sz="0"/>
             </w:tcBorders>
             <w:tcMar>
-              <w:top w:type="dxa" w:w="216"/>
+              <w:top w:type="dxa" w:w="80"/>
               <w:left w:type="dxa" w:w="115"/>
-              <w:bottom w:type="dxa" w:w="216"/>
-              <w:right w:type="dxa" w:w="115"/>
-            </w:tcMar>
-            <w:vAlign w:val="center"/>
-          </w:tcPr>
-          <w:p>
-            <w:pPr>
-              <w:pStyle w:val="Normal"/>
-              <w:spacing w:after="0" w:line="340"/>
+              <w:bottom w:type="dxa" w:w="80"/>
+              <w:right w:type="dxa" w:w="115"/>
+            </w:tcMar>
+            <w:vAlign w:val="center"/>
+          </w:tcPr>
+          <w:p>
+            <w:pPr>
+              <w:pStyle w:val="Normal"/>
+              <w:spacing w:after="0" w:line="264"/>
             </w:pPr>
             <w:r>
               <w:rPr>
@@ -4571,17 +4571,17 @@
               <w:right w:val="nil" w:color="FFFFFF" w:sz="0"/>
             </w:tcBorders>
             <w:tcMar>
-              <w:top w:type="dxa" w:w="216"/>
+              <w:top w:type="dxa" w:w="80"/>
               <w:left w:type="dxa" w:w="115"/>
-              <w:bottom w:type="dxa" w:w="216"/>
-              <w:right w:type="dxa" w:w="115"/>
-            </w:tcMar>
-            <w:vAlign w:val="center"/>
-          </w:tcPr>
-          <w:p>
-            <w:pPr>
-              <w:pStyle w:val="Normal"/>
-              <w:spacing w:after="0" w:line="340"/>
+              <w:bottom w:type="dxa" w:w="80"/>
+              <w:right w:type="dxa" w:w="115"/>
+            </w:tcMar>
+            <w:vAlign w:val="center"/>
+          </w:tcPr>
+          <w:p>
+            <w:pPr>
+              <w:pStyle w:val="Normal"/>
+              <w:spacing w:after="0" w:line="264"/>
             </w:pPr>
             <w:r>
               <w:rPr>
@@ -4597,7 +4597,7 @@
       </w:tr>
       <w:tr>
         <w:trPr>
-          <w:trHeight w:val="690" w:hRule="atLeast"/>
+          <w:trHeight w:val="340" w:hRule="atLeast"/>
         </w:trPr>
         <w:tc>
           <w:tcPr>
@@ -4608,17 +4608,17 @@
               <w:right w:val="nil" w:color="FFFFFF" w:sz="0"/>
             </w:tcBorders>
             <w:tcMar>
-              <w:top w:type="dxa" w:w="216"/>
+              <w:top w:type="dxa" w:w="80"/>
               <w:left w:type="dxa" w:w="115"/>
-              <w:bottom w:type="dxa" w:w="216"/>
-              <w:right w:type="dxa" w:w="115"/>
-            </w:tcMar>
-            <w:vAlign w:val="center"/>
-          </w:tcPr>
-          <w:p>
-            <w:pPr>
-              <w:pStyle w:val="Normal"/>
-              <w:spacing w:after="0" w:line="340"/>
+              <w:bottom w:type="dxa" w:w="80"/>
+              <w:right w:type="dxa" w:w="115"/>
+            </w:tcMar>
+            <w:vAlign w:val="center"/>
+          </w:tcPr>
+          <w:p>
+            <w:pPr>
+              <w:pStyle w:val="Normal"/>
+              <w:spacing w:after="0" w:line="264"/>
             </w:pPr>
             <w:r>
               <w:rPr>
@@ -4642,17 +4642,17 @@
               <w:right w:val="nil" w:color="FFFFFF" w:sz="0"/>
             </w:tcBorders>
             <w:tcMar>
-              <w:top w:type="dxa" w:w="216"/>
+              <w:top w:type="dxa" w:w="80"/>
               <w:left w:type="dxa" w:w="115"/>
-              <w:bottom w:type="dxa" w:w="216"/>
-              <w:right w:type="dxa" w:w="115"/>
-            </w:tcMar>
-            <w:vAlign w:val="center"/>
-          </w:tcPr>
-          <w:p>
-            <w:pPr>
-              <w:pStyle w:val="Normal"/>
-              <w:spacing w:after="0" w:line="340"/>
+              <w:bottom w:type="dxa" w:w="80"/>
+              <w:right w:type="dxa" w:w="115"/>
+            </w:tcMar>
+            <w:vAlign w:val="center"/>
+          </w:tcPr>
+          <w:p>
+            <w:pPr>
+              <w:pStyle w:val="Normal"/>
+              <w:spacing w:after="0" w:line="264"/>
             </w:pPr>
             <w:r>
               <w:rPr>
@@ -4703,17 +4703,17 @@
               <w:right w:val="nil" w:color="FFFFFF" w:sz="0"/>
             </w:tcBorders>
             <w:tcMar>
-              <w:top w:type="dxa" w:w="216"/>
+              <w:top w:type="dxa" w:w="80"/>
               <w:left w:type="dxa" w:w="115"/>
-              <w:bottom w:type="dxa" w:w="216"/>
-              <w:right w:type="dxa" w:w="115"/>
-            </w:tcMar>
-            <w:vAlign w:val="center"/>
-          </w:tcPr>
-          <w:p>
-            <w:pPr>
-              <w:pStyle w:val="Normal"/>
-              <w:spacing w:after="0" w:line="340"/>
+              <w:bottom w:type="dxa" w:w="80"/>
+              <w:right w:type="dxa" w:w="115"/>
+            </w:tcMar>
+            <w:vAlign w:val="center"/>
+          </w:tcPr>
+          <w:p>
+            <w:pPr>
+              <w:pStyle w:val="Normal"/>
+              <w:spacing w:after="0" w:line="264"/>
             </w:pPr>
             <w:r>
               <w:rPr>
@@ -4737,17 +4737,17 @@
               <w:right w:val="nil" w:color="FFFFFF" w:sz="0"/>
             </w:tcBorders>
             <w:tcMar>
-              <w:top w:type="dxa" w:w="216"/>
+              <w:top w:type="dxa" w:w="80"/>
               <w:left w:type="dxa" w:w="115"/>
-              <w:bottom w:type="dxa" w:w="216"/>
-              <w:right w:type="dxa" w:w="115"/>
-            </w:tcMar>
-            <w:vAlign w:val="center"/>
-          </w:tcPr>
-          <w:p>
-            <w:pPr>
-              <w:pStyle w:val="Normal"/>
-              <w:spacing w:after="0" w:line="340"/>
+              <w:bottom w:type="dxa" w:w="80"/>
+              <w:right w:type="dxa" w:w="115"/>
+            </w:tcMar>
+            <w:vAlign w:val="center"/>
+          </w:tcPr>
+          <w:p>
+            <w:pPr>
+              <w:pStyle w:val="Normal"/>
+              <w:spacing w:after="0" w:line="264"/>
             </w:pPr>
             <w:r>
               <w:rPr>
@@ -4763,7 +4763,7 @@
       </w:tr>
       <w:tr>
         <w:trPr>
-          <w:trHeight w:val="864" w:hRule="atLeast"/>
+          <w:trHeight w:val="500" w:hRule="atLeast"/>
         </w:trPr>
         <w:tc>
           <w:tcPr>
@@ -4774,17 +4774,17 @@
               <w:right w:val="nil" w:color="FFFFFF" w:sz="0"/>
             </w:tcBorders>
             <w:tcMar>
-              <w:top w:type="dxa" w:w="216"/>
+              <w:top w:type="dxa" w:w="80"/>
               <w:left w:type="dxa" w:w="115"/>
-              <w:bottom w:type="dxa" w:w="216"/>
-              <w:right w:type="dxa" w:w="115"/>
-            </w:tcMar>
-            <w:vAlign w:val="center"/>
-          </w:tcPr>
-          <w:p>
-            <w:pPr>
-              <w:pStyle w:val="Normal"/>
-              <w:spacing w:after="0" w:line="340"/>
+              <w:bottom w:type="dxa" w:w="80"/>
+              <w:right w:type="dxa" w:w="115"/>
+            </w:tcMar>
+            <w:vAlign w:val="center"/>
+          </w:tcPr>
+          <w:p>
+            <w:pPr>
+              <w:pStyle w:val="Normal"/>
+              <w:spacing w:after="0" w:line="264"/>
             </w:pPr>
             <w:r>
               <w:rPr>
@@ -4808,17 +4808,17 @@
               <w:right w:val="nil" w:color="FFFFFF" w:sz="0"/>
             </w:tcBorders>
             <w:tcMar>
-              <w:top w:type="dxa" w:w="216"/>
+              <w:top w:type="dxa" w:w="80"/>
               <w:left w:type="dxa" w:w="115"/>
-              <w:bottom w:type="dxa" w:w="216"/>
-              <w:right w:type="dxa" w:w="115"/>
-            </w:tcMar>
-            <w:vAlign w:val="center"/>
-          </w:tcPr>
-          <w:p>
-            <w:pPr>
-              <w:pStyle w:val="Normal"/>
-              <w:spacing w:after="0" w:line="340"/>
+              <w:bottom w:type="dxa" w:w="80"/>
+              <w:right w:type="dxa" w:w="115"/>
+            </w:tcMar>
+            <w:vAlign w:val="center"/>
+          </w:tcPr>
+          <w:p>
+            <w:pPr>
+              <w:pStyle w:val="Normal"/>
+              <w:spacing w:after="0" w:line="264"/>
             </w:pPr>
             <w:r>
               <w:rPr>
@@ -4834,7 +4834,7 @@
       </w:tr>
       <w:tr>
         <w:trPr>
-          <w:trHeight w:val="690" w:hRule="atLeast"/>
+          <w:trHeight w:val="340" w:hRule="atLeast"/>
         </w:trPr>
         <w:tc>
           <w:tcPr>
@@ -4845,17 +4845,17 @@
               <w:right w:val="nil" w:color="FFFFFF" w:sz="0"/>
             </w:tcBorders>
             <w:tcMar>
-              <w:top w:type="dxa" w:w="216"/>
+              <w:top w:type="dxa" w:w="80"/>
               <w:left w:type="dxa" w:w="115"/>
-              <w:bottom w:type="dxa" w:w="216"/>
-              <w:right w:type="dxa" w:w="115"/>
-            </w:tcMar>
-            <w:vAlign w:val="center"/>
-          </w:tcPr>
-          <w:p>
-            <w:pPr>
-              <w:pStyle w:val="Normal"/>
-              <w:spacing w:after="0" w:line="340"/>
+              <w:bottom w:type="dxa" w:w="80"/>
+              <w:right w:type="dxa" w:w="115"/>
+            </w:tcMar>
+            <w:vAlign w:val="center"/>
+          </w:tcPr>
+          <w:p>
+            <w:pPr>
+              <w:pStyle w:val="Normal"/>
+              <w:spacing w:after="0" w:line="264"/>
             </w:pPr>
             <w:r>
               <w:rPr>
@@ -4879,17 +4879,17 @@
               <w:right w:val="nil" w:color="FFFFFF" w:sz="0"/>
             </w:tcBorders>
             <w:tcMar>
-              <w:top w:type="dxa" w:w="216"/>
+              <w:top w:type="dxa" w:w="80"/>
               <w:left w:type="dxa" w:w="115"/>
-              <w:bottom w:type="dxa" w:w="216"/>
-              <w:right w:type="dxa" w:w="115"/>
-            </w:tcMar>
-            <w:vAlign w:val="center"/>
-          </w:tcPr>
-          <w:p>
-            <w:pPr>
-              <w:pStyle w:val="Normal"/>
-              <w:spacing w:after="0" w:line="340"/>
+              <w:bottom w:type="dxa" w:w="80"/>
+              <w:right w:type="dxa" w:w="115"/>
+            </w:tcMar>
+            <w:vAlign w:val="center"/>
+          </w:tcPr>
+          <w:p>
+            <w:pPr>
+              <w:pStyle w:val="Normal"/>
+              <w:spacing w:after="0" w:line="264"/>
             </w:pPr>
             <w:r>
               <w:rPr>
@@ -4905,7 +4905,7 @@
       </w:tr>
       <w:tr>
         <w:trPr>
-          <w:trHeight w:val="690" w:hRule="atLeast"/>
+          <w:trHeight w:val="340" w:hRule="atLeast"/>
         </w:trPr>
         <w:tc>
           <w:tcPr>
@@ -4916,17 +4916,17 @@
               <w:right w:val="nil" w:color="FFFFFF" w:sz="0"/>
             </w:tcBorders>
             <w:tcMar>
-              <w:top w:type="dxa" w:w="216"/>
+              <w:top w:type="dxa" w:w="80"/>
               <w:left w:type="dxa" w:w="115"/>
-              <w:bottom w:type="dxa" w:w="216"/>
-              <w:right w:type="dxa" w:w="115"/>
-            </w:tcMar>
-            <w:vAlign w:val="center"/>
-          </w:tcPr>
-          <w:p>
-            <w:pPr>
-              <w:pStyle w:val="Normal"/>
-              <w:spacing w:after="0" w:line="340"/>
+              <w:bottom w:type="dxa" w:w="80"/>
+              <w:right w:type="dxa" w:w="115"/>
+            </w:tcMar>
+            <w:vAlign w:val="center"/>
+          </w:tcPr>
+          <w:p>
+            <w:pPr>
+              <w:pStyle w:val="Normal"/>
+              <w:spacing w:after="0" w:line="264"/>
             </w:pPr>
             <w:r>
               <w:rPr>
@@ -4950,17 +4950,17 @@
               <w:right w:val="nil" w:color="FFFFFF" w:sz="0"/>
             </w:tcBorders>
             <w:tcMar>
-              <w:top w:type="dxa" w:w="216"/>
+              <w:top w:type="dxa" w:w="80"/>
               <w:left w:type="dxa" w:w="115"/>
-              <w:bottom w:type="dxa" w:w="216"/>
-              <w:right w:type="dxa" w:w="115"/>
-            </w:tcMar>
-            <w:vAlign w:val="center"/>
-          </w:tcPr>
-          <w:p>
-            <w:pPr>
-              <w:pStyle w:val="Normal"/>
-              <w:spacing w:after="0" w:line="340"/>
+              <w:bottom w:type="dxa" w:w="80"/>
+              <w:right w:type="dxa" w:w="115"/>
+            </w:tcMar>
+            <w:vAlign w:val="center"/>
+          </w:tcPr>
+          <w:p>
+            <w:pPr>
+              <w:pStyle w:val="Normal"/>
+              <w:spacing w:after="0" w:line="264"/>
             </w:pPr>
             <w:r>
               <w:rPr>

--- a/content/templates/openagreements-restrictive-covenant-florida/template.docx
+++ b/content/templates/openagreements-restrictive-covenant-florida/template.docx
@@ -158,7 +158,7 @@
         </w:rPr>
         <w:t xml:space="preserve"> — CHOICE Act Counsel Advisal and Notice (Covered Employee) — for more details see </w:t>
       </w:r>
-      <w:hyperlink w:history="1" r:id="rIdj4lbeqawvjy3mkmwndrbl">
+      <w:hyperlink w:history="1" r:id="rId7ifgoiaao7q7snuffvpvp">
         <w:r>
           <w:rPr>
             <w:rFonts w:ascii="Arial" w:cs="Arial" w:eastAsia="Arial" w:hAnsi="Arial"/>
@@ -4322,17 +4322,17 @@
               <w:right w:val="nil" w:color="FFFFFF" w:sz="0"/>
             </w:tcBorders>
             <w:tcMar>
-              <w:top w:type="dxa" w:w="216"/>
+              <w:top w:type="dxa" w:w="80"/>
               <w:left w:type="dxa" w:w="115"/>
-              <w:bottom w:type="dxa" w:w="216"/>
-              <w:right w:type="dxa" w:w="115"/>
-            </w:tcMar>
-            <w:vAlign w:val="center"/>
-          </w:tcPr>
-          <w:p>
-            <w:pPr>
-              <w:pStyle w:val="Normal"/>
-              <w:spacing w:after="0" w:line="340"/>
+              <w:bottom w:type="dxa" w:w="80"/>
+              <w:right w:type="dxa" w:w="115"/>
+            </w:tcMar>
+            <w:vAlign w:val="center"/>
+          </w:tcPr>
+          <w:p>
+            <w:pPr>
+              <w:pStyle w:val="Normal"/>
+              <w:spacing w:after="0" w:line="264"/>
             </w:pPr>
             <w:r>
               <w:rPr>
@@ -4356,17 +4356,17 @@
               <w:right w:val="nil" w:color="FFFFFF" w:sz="0"/>
             </w:tcBorders>
             <w:tcMar>
-              <w:top w:type="dxa" w:w="216"/>
+              <w:top w:type="dxa" w:w="80"/>
               <w:left w:type="dxa" w:w="115"/>
-              <w:bottom w:type="dxa" w:w="120"/>
-              <w:right w:type="dxa" w:w="115"/>
-            </w:tcMar>
-            <w:vAlign w:val="center"/>
-          </w:tcPr>
-          <w:p>
-            <w:pPr>
-              <w:pStyle w:val="Normal"/>
-              <w:spacing w:after="0" w:line="340"/>
+              <w:bottom w:type="dxa" w:w="48"/>
+              <w:right w:type="dxa" w:w="115"/>
+            </w:tcMar>
+            <w:vAlign w:val="center"/>
+          </w:tcPr>
+          <w:p>
+            <w:pPr>
+              <w:pStyle w:val="Normal"/>
+              <w:spacing w:after="0" w:line="264"/>
             </w:pPr>
             <w:r>
               <w:rPr>
@@ -4384,7 +4384,7 @@
       </w:tr>
       <w:tr>
         <w:trPr>
-          <w:trHeight w:val="864" w:hRule="atLeast"/>
+          <w:trHeight w:val="500" w:hRule="atLeast"/>
         </w:trPr>
         <w:tc>
           <w:tcPr>
@@ -4395,17 +4395,17 @@
               <w:right w:val="nil" w:color="FFFFFF" w:sz="0"/>
             </w:tcBorders>
             <w:tcMar>
-              <w:top w:type="dxa" w:w="216"/>
+              <w:top w:type="dxa" w:w="80"/>
               <w:left w:type="dxa" w:w="115"/>
-              <w:bottom w:type="dxa" w:w="216"/>
-              <w:right w:type="dxa" w:w="115"/>
-            </w:tcMar>
-            <w:vAlign w:val="center"/>
-          </w:tcPr>
-          <w:p>
-            <w:pPr>
-              <w:pStyle w:val="Normal"/>
-              <w:spacing w:after="0" w:line="340"/>
+              <w:bottom w:type="dxa" w:w="80"/>
+              <w:right w:type="dxa" w:w="115"/>
+            </w:tcMar>
+            <w:vAlign w:val="center"/>
+          </w:tcPr>
+          <w:p>
+            <w:pPr>
+              <w:pStyle w:val="Normal"/>
+              <w:spacing w:after="0" w:line="264"/>
             </w:pPr>
             <w:r>
               <w:rPr>
@@ -4429,17 +4429,17 @@
               <w:right w:val="nil" w:color="FFFFFF" w:sz="0"/>
             </w:tcBorders>
             <w:tcMar>
-              <w:top w:type="dxa" w:w="216"/>
+              <w:top w:type="dxa" w:w="80"/>
               <w:left w:type="dxa" w:w="115"/>
-              <w:bottom w:type="dxa" w:w="216"/>
-              <w:right w:type="dxa" w:w="115"/>
-            </w:tcMar>
-            <w:vAlign w:val="center"/>
-          </w:tcPr>
-          <w:p>
-            <w:pPr>
-              <w:pStyle w:val="Normal"/>
-              <w:spacing w:after="0" w:line="340"/>
+              <w:bottom w:type="dxa" w:w="80"/>
+              <w:right w:type="dxa" w:w="115"/>
+            </w:tcMar>
+            <w:vAlign w:val="center"/>
+          </w:tcPr>
+          <w:p>
+            <w:pPr>
+              <w:pStyle w:val="Normal"/>
+              <w:spacing w:after="0" w:line="264"/>
             </w:pPr>
             <w:r>
               <w:rPr>
@@ -4455,7 +4455,7 @@
       </w:tr>
       <w:tr>
         <w:trPr>
-          <w:trHeight w:val="690" w:hRule="atLeast"/>
+          <w:trHeight w:val="340" w:hRule="atLeast"/>
         </w:trPr>
         <w:tc>
           <w:tcPr>
@@ -4466,17 +4466,17 @@
               <w:right w:val="nil" w:color="FFFFFF" w:sz="0"/>
             </w:tcBorders>
             <w:tcMar>
-              <w:top w:type="dxa" w:w="216"/>
+              <w:top w:type="dxa" w:w="80"/>
               <w:left w:type="dxa" w:w="115"/>
-              <w:bottom w:type="dxa" w:w="216"/>
-              <w:right w:type="dxa" w:w="115"/>
-            </w:tcMar>
-            <w:vAlign w:val="center"/>
-          </w:tcPr>
-          <w:p>
-            <w:pPr>
-              <w:pStyle w:val="Normal"/>
-              <w:spacing w:after="0" w:line="340"/>
+              <w:bottom w:type="dxa" w:w="80"/>
+              <w:right w:type="dxa" w:w="115"/>
+            </w:tcMar>
+            <w:vAlign w:val="center"/>
+          </w:tcPr>
+          <w:p>
+            <w:pPr>
+              <w:pStyle w:val="Normal"/>
+              <w:spacing w:after="0" w:line="264"/>
             </w:pPr>
             <w:r>
               <w:rPr>
@@ -4500,17 +4500,17 @@
               <w:right w:val="nil" w:color="FFFFFF" w:sz="0"/>
             </w:tcBorders>
             <w:tcMar>
-              <w:top w:type="dxa" w:w="216"/>
+              <w:top w:type="dxa" w:w="80"/>
               <w:left w:type="dxa" w:w="115"/>
-              <w:bottom w:type="dxa" w:w="216"/>
-              <w:right w:type="dxa" w:w="115"/>
-            </w:tcMar>
-            <w:vAlign w:val="center"/>
-          </w:tcPr>
-          <w:p>
-            <w:pPr>
-              <w:pStyle w:val="Normal"/>
-              <w:spacing w:after="0" w:line="340"/>
+              <w:bottom w:type="dxa" w:w="80"/>
+              <w:right w:type="dxa" w:w="115"/>
+            </w:tcMar>
+            <w:vAlign w:val="center"/>
+          </w:tcPr>
+          <w:p>
+            <w:pPr>
+              <w:pStyle w:val="Normal"/>
+              <w:spacing w:after="0" w:line="264"/>
             </w:pPr>
             <w:r>
               <w:rPr>
@@ -4526,7 +4526,7 @@
       </w:tr>
       <w:tr>
         <w:trPr>
-          <w:trHeight w:val="690" w:hRule="atLeast"/>
+          <w:trHeight w:val="340" w:hRule="atLeast"/>
         </w:trPr>
         <w:tc>
           <w:tcPr>
@@ -4537,17 +4537,17 @@
               <w:right w:val="nil" w:color="FFFFFF" w:sz="0"/>
             </w:tcBorders>
             <w:tcMar>
-              <w:top w:type="dxa" w:w="216"/>
+              <w:top w:type="dxa" w:w="80"/>
               <w:left w:type="dxa" w:w="115"/>
-              <w:bottom w:type="dxa" w:w="216"/>
-              <w:right w:type="dxa" w:w="115"/>
-            </w:tcMar>
-            <w:vAlign w:val="center"/>
-          </w:tcPr>
-          <w:p>
-            <w:pPr>
-              <w:pStyle w:val="Normal"/>
-              <w:spacing w:after="0" w:line="340"/>
+              <w:bottom w:type="dxa" w:w="80"/>
+              <w:right w:type="dxa" w:w="115"/>
+            </w:tcMar>
+            <w:vAlign w:val="center"/>
+          </w:tcPr>
+          <w:p>
+            <w:pPr>
+              <w:pStyle w:val="Normal"/>
+              <w:spacing w:after="0" w:line="264"/>
             </w:pPr>
             <w:r>
               <w:rPr>
@@ -4571,17 +4571,17 @@
               <w:right w:val="nil" w:color="FFFFFF" w:sz="0"/>
             </w:tcBorders>
             <w:tcMar>
-              <w:top w:type="dxa" w:w="216"/>
+              <w:top w:type="dxa" w:w="80"/>
               <w:left w:type="dxa" w:w="115"/>
-              <w:bottom w:type="dxa" w:w="216"/>
-              <w:right w:type="dxa" w:w="115"/>
-            </w:tcMar>
-            <w:vAlign w:val="center"/>
-          </w:tcPr>
-          <w:p>
-            <w:pPr>
-              <w:pStyle w:val="Normal"/>
-              <w:spacing w:after="0" w:line="340"/>
+              <w:bottom w:type="dxa" w:w="80"/>
+              <w:right w:type="dxa" w:w="115"/>
+            </w:tcMar>
+            <w:vAlign w:val="center"/>
+          </w:tcPr>
+          <w:p>
+            <w:pPr>
+              <w:pStyle w:val="Normal"/>
+              <w:spacing w:after="0" w:line="264"/>
             </w:pPr>
             <w:r>
               <w:rPr>
@@ -4597,7 +4597,7 @@
       </w:tr>
       <w:tr>
         <w:trPr>
-          <w:trHeight w:val="690" w:hRule="atLeast"/>
+          <w:trHeight w:val="340" w:hRule="atLeast"/>
         </w:trPr>
         <w:tc>
           <w:tcPr>
@@ -4608,17 +4608,17 @@
               <w:right w:val="nil" w:color="FFFFFF" w:sz="0"/>
             </w:tcBorders>
             <w:tcMar>
-              <w:top w:type="dxa" w:w="216"/>
+              <w:top w:type="dxa" w:w="80"/>
               <w:left w:type="dxa" w:w="115"/>
-              <w:bottom w:type="dxa" w:w="216"/>
-              <w:right w:type="dxa" w:w="115"/>
-            </w:tcMar>
-            <w:vAlign w:val="center"/>
-          </w:tcPr>
-          <w:p>
-            <w:pPr>
-              <w:pStyle w:val="Normal"/>
-              <w:spacing w:after="0" w:line="340"/>
+              <w:bottom w:type="dxa" w:w="80"/>
+              <w:right w:type="dxa" w:w="115"/>
+            </w:tcMar>
+            <w:vAlign w:val="center"/>
+          </w:tcPr>
+          <w:p>
+            <w:pPr>
+              <w:pStyle w:val="Normal"/>
+              <w:spacing w:after="0" w:line="264"/>
             </w:pPr>
             <w:r>
               <w:rPr>
@@ -4642,17 +4642,17 @@
               <w:right w:val="nil" w:color="FFFFFF" w:sz="0"/>
             </w:tcBorders>
             <w:tcMar>
-              <w:top w:type="dxa" w:w="216"/>
+              <w:top w:type="dxa" w:w="80"/>
               <w:left w:type="dxa" w:w="115"/>
-              <w:bottom w:type="dxa" w:w="216"/>
-              <w:right w:type="dxa" w:w="115"/>
-            </w:tcMar>
-            <w:vAlign w:val="center"/>
-          </w:tcPr>
-          <w:p>
-            <w:pPr>
-              <w:pStyle w:val="Normal"/>
-              <w:spacing w:after="0" w:line="340"/>
+              <w:bottom w:type="dxa" w:w="80"/>
+              <w:right w:type="dxa" w:w="115"/>
+            </w:tcMar>
+            <w:vAlign w:val="center"/>
+          </w:tcPr>
+          <w:p>
+            <w:pPr>
+              <w:pStyle w:val="Normal"/>
+              <w:spacing w:after="0" w:line="264"/>
             </w:pPr>
             <w:r>
               <w:rPr>
@@ -4703,17 +4703,17 @@
               <w:right w:val="nil" w:color="FFFFFF" w:sz="0"/>
             </w:tcBorders>
             <w:tcMar>
-              <w:top w:type="dxa" w:w="216"/>
+              <w:top w:type="dxa" w:w="80"/>
               <w:left w:type="dxa" w:w="115"/>
-              <w:bottom w:type="dxa" w:w="216"/>
-              <w:right w:type="dxa" w:w="115"/>
-            </w:tcMar>
-            <w:vAlign w:val="center"/>
-          </w:tcPr>
-          <w:p>
-            <w:pPr>
-              <w:pStyle w:val="Normal"/>
-              <w:spacing w:after="0" w:line="340"/>
+              <w:bottom w:type="dxa" w:w="80"/>
+              <w:right w:type="dxa" w:w="115"/>
+            </w:tcMar>
+            <w:vAlign w:val="center"/>
+          </w:tcPr>
+          <w:p>
+            <w:pPr>
+              <w:pStyle w:val="Normal"/>
+              <w:spacing w:after="0" w:line="264"/>
             </w:pPr>
             <w:r>
               <w:rPr>
@@ -4724,49 +4724,46 @@
                 <w:sz w:val="18"/>
                 <w:szCs w:val="18"/>
               </w:rPr>
+              <w:t xml:space="preserve">EMPLOYEE</w:t>
+            </w:r>
+          </w:p>
+        </w:tc>
+        <w:tc>
+          <w:tcPr>
+            <w:tcBorders>
+              <w:top w:val="nil" w:color="FFFFFF" w:sz="0"/>
+              <w:left w:val="nil" w:color="FFFFFF" w:sz="0"/>
+              <w:bottom w:val="nil" w:color="FFFFFF" w:sz="0"/>
+              <w:right w:val="nil" w:color="FFFFFF" w:sz="0"/>
+            </w:tcBorders>
+            <w:tcMar>
+              <w:top w:type="dxa" w:w="80"/>
+              <w:left w:type="dxa" w:w="115"/>
+              <w:bottom w:type="dxa" w:w="80"/>
+              <w:right w:type="dxa" w:w="115"/>
+            </w:tcMar>
+            <w:vAlign w:val="center"/>
+          </w:tcPr>
+          <w:p>
+            <w:pPr>
+              <w:pStyle w:val="Normal"/>
+              <w:spacing w:after="0" w:line="264"/>
+            </w:pPr>
+            <w:r>
+              <w:rPr>
+                <w:rFonts w:ascii="Arial" w:cs="Arial" w:eastAsia="Arial" w:hAnsi="Arial"/>
+                <w:color w:val="1D2021"/>
+                <w:sz w:val="18"/>
+                <w:szCs w:val="18"/>
+              </w:rPr>
               <w:t xml:space="preserve"/>
-            </w:r>
-          </w:p>
-        </w:tc>
-        <w:tc>
-          <w:tcPr>
-            <w:tcBorders>
-              <w:top w:val="nil" w:color="FFFFFF" w:sz="0"/>
-              <w:left w:val="nil" w:color="FFFFFF" w:sz="0"/>
-              <w:bottom w:val="nil" w:color="FFFFFF" w:sz="0"/>
-              <w:right w:val="nil" w:color="FFFFFF" w:sz="0"/>
-            </w:tcBorders>
-            <w:tcMar>
-              <w:top w:type="dxa" w:w="216"/>
-              <w:left w:type="dxa" w:w="115"/>
-              <w:bottom w:type="dxa" w:w="120"/>
-              <w:right w:type="dxa" w:w="115"/>
-            </w:tcMar>
-            <w:vAlign w:val="center"/>
-          </w:tcPr>
-          <w:p>
-            <w:pPr>
-              <w:pStyle w:val="Normal"/>
-              <w:spacing w:after="0" w:line="340"/>
-              <w:jc w:val="center"/>
-            </w:pPr>
-            <w:r>
-              <w:rPr>
-                <w:rFonts w:ascii="Arial" w:cs="Arial" w:eastAsia="Arial" w:hAnsi="Arial"/>
-                <w:b/>
-                <w:bCs/>
-                <w:color w:val="8C8D8E"/>
-                <w:sz w:val="16"/>
-                <w:szCs w:val="16"/>
-              </w:rPr>
-              <w:t xml:space="preserve">EMPLOYEE</w:t>
             </w:r>
           </w:p>
         </w:tc>
       </w:tr>
       <w:tr>
         <w:trPr>
-          <w:trHeight w:val="864" w:hRule="atLeast"/>
+          <w:trHeight w:val="500" w:hRule="atLeast"/>
         </w:trPr>
         <w:tc>
           <w:tcPr>
@@ -4777,17 +4774,17 @@
               <w:right w:val="nil" w:color="FFFFFF" w:sz="0"/>
             </w:tcBorders>
             <w:tcMar>
-              <w:top w:type="dxa" w:w="216"/>
+              <w:top w:type="dxa" w:w="80"/>
               <w:left w:type="dxa" w:w="115"/>
-              <w:bottom w:type="dxa" w:w="216"/>
-              <w:right w:type="dxa" w:w="115"/>
-            </w:tcMar>
-            <w:vAlign w:val="center"/>
-          </w:tcPr>
-          <w:p>
-            <w:pPr>
-              <w:pStyle w:val="Normal"/>
-              <w:spacing w:after="0" w:line="340"/>
+              <w:bottom w:type="dxa" w:w="80"/>
+              <w:right w:type="dxa" w:w="115"/>
+            </w:tcMar>
+            <w:vAlign w:val="center"/>
+          </w:tcPr>
+          <w:p>
+            <w:pPr>
+              <w:pStyle w:val="Normal"/>
+              <w:spacing w:after="0" w:line="264"/>
             </w:pPr>
             <w:r>
               <w:rPr>
@@ -4805,23 +4802,23 @@
         <w:tc>
           <w:tcPr>
             <w:tcBorders>
-              <w:top w:val="single" w:color="C7C7C7" w:sz="4"/>
+              <w:top w:val="nil" w:color="FFFFFF" w:sz="0"/>
               <w:left w:val="nil" w:color="FFFFFF" w:sz="0"/>
               <w:bottom w:val="single" w:color="C7C7C7" w:sz="4"/>
               <w:right w:val="nil" w:color="FFFFFF" w:sz="0"/>
             </w:tcBorders>
             <w:tcMar>
-              <w:top w:type="dxa" w:w="216"/>
+              <w:top w:type="dxa" w:w="80"/>
               <w:left w:type="dxa" w:w="115"/>
-              <w:bottom w:type="dxa" w:w="216"/>
-              <w:right w:type="dxa" w:w="115"/>
-            </w:tcMar>
-            <w:vAlign w:val="center"/>
-          </w:tcPr>
-          <w:p>
-            <w:pPr>
-              <w:pStyle w:val="Normal"/>
-              <w:spacing w:after="0" w:line="340"/>
+              <w:bottom w:type="dxa" w:w="80"/>
+              <w:right w:type="dxa" w:w="115"/>
+            </w:tcMar>
+            <w:vAlign w:val="center"/>
+          </w:tcPr>
+          <w:p>
+            <w:pPr>
+              <w:pStyle w:val="Normal"/>
+              <w:spacing w:after="0" w:line="264"/>
             </w:pPr>
             <w:r>
               <w:rPr>
@@ -4837,7 +4834,7 @@
       </w:tr>
       <w:tr>
         <w:trPr>
-          <w:trHeight w:val="690" w:hRule="atLeast"/>
+          <w:trHeight w:val="340" w:hRule="atLeast"/>
         </w:trPr>
         <w:tc>
           <w:tcPr>
@@ -4848,17 +4845,17 @@
               <w:right w:val="nil" w:color="FFFFFF" w:sz="0"/>
             </w:tcBorders>
             <w:tcMar>
-              <w:top w:type="dxa" w:w="216"/>
+              <w:top w:type="dxa" w:w="80"/>
               <w:left w:type="dxa" w:w="115"/>
-              <w:bottom w:type="dxa" w:w="216"/>
-              <w:right w:type="dxa" w:w="115"/>
-            </w:tcMar>
-            <w:vAlign w:val="center"/>
-          </w:tcPr>
-          <w:p>
-            <w:pPr>
-              <w:pStyle w:val="Normal"/>
-              <w:spacing w:after="0" w:line="340"/>
+              <w:bottom w:type="dxa" w:w="80"/>
+              <w:right w:type="dxa" w:w="115"/>
+            </w:tcMar>
+            <w:vAlign w:val="center"/>
+          </w:tcPr>
+          <w:p>
+            <w:pPr>
+              <w:pStyle w:val="Normal"/>
+              <w:spacing w:after="0" w:line="264"/>
             </w:pPr>
             <w:r>
               <w:rPr>
@@ -4882,17 +4879,17 @@
               <w:right w:val="nil" w:color="FFFFFF" w:sz="0"/>
             </w:tcBorders>
             <w:tcMar>
-              <w:top w:type="dxa" w:w="216"/>
+              <w:top w:type="dxa" w:w="80"/>
               <w:left w:type="dxa" w:w="115"/>
-              <w:bottom w:type="dxa" w:w="216"/>
-              <w:right w:type="dxa" w:w="115"/>
-            </w:tcMar>
-            <w:vAlign w:val="center"/>
-          </w:tcPr>
-          <w:p>
-            <w:pPr>
-              <w:pStyle w:val="Normal"/>
-              <w:spacing w:after="0" w:line="340"/>
+              <w:bottom w:type="dxa" w:w="80"/>
+              <w:right w:type="dxa" w:w="115"/>
+            </w:tcMar>
+            <w:vAlign w:val="center"/>
+          </w:tcPr>
+          <w:p>
+            <w:pPr>
+              <w:pStyle w:val="Normal"/>
+              <w:spacing w:after="0" w:line="264"/>
             </w:pPr>
             <w:r>
               <w:rPr>
@@ -4908,7 +4905,7 @@
       </w:tr>
       <w:tr>
         <w:trPr>
-          <w:trHeight w:val="690" w:hRule="atLeast"/>
+          <w:trHeight w:val="340" w:hRule="atLeast"/>
         </w:trPr>
         <w:tc>
           <w:tcPr>
@@ -4919,17 +4916,17 @@
               <w:right w:val="nil" w:color="FFFFFF" w:sz="0"/>
             </w:tcBorders>
             <w:tcMar>
-              <w:top w:type="dxa" w:w="216"/>
+              <w:top w:type="dxa" w:w="80"/>
               <w:left w:type="dxa" w:w="115"/>
-              <w:bottom w:type="dxa" w:w="216"/>
-              <w:right w:type="dxa" w:w="115"/>
-            </w:tcMar>
-            <w:vAlign w:val="center"/>
-          </w:tcPr>
-          <w:p>
-            <w:pPr>
-              <w:pStyle w:val="Normal"/>
-              <w:spacing w:after="0" w:line="340"/>
+              <w:bottom w:type="dxa" w:w="80"/>
+              <w:right w:type="dxa" w:w="115"/>
+            </w:tcMar>
+            <w:vAlign w:val="center"/>
+          </w:tcPr>
+          <w:p>
+            <w:pPr>
+              <w:pStyle w:val="Normal"/>
+              <w:spacing w:after="0" w:line="264"/>
             </w:pPr>
             <w:r>
               <w:rPr>
@@ -4953,17 +4950,17 @@
               <w:right w:val="nil" w:color="FFFFFF" w:sz="0"/>
             </w:tcBorders>
             <w:tcMar>
-              <w:top w:type="dxa" w:w="216"/>
+              <w:top w:type="dxa" w:w="80"/>
               <w:left w:type="dxa" w:w="115"/>
-              <w:bottom w:type="dxa" w:w="216"/>
-              <w:right w:type="dxa" w:w="115"/>
-            </w:tcMar>
-            <w:vAlign w:val="center"/>
-          </w:tcPr>
-          <w:p>
-            <w:pPr>
-              <w:pStyle w:val="Normal"/>
-              <w:spacing w:after="0" w:line="340"/>
+              <w:bottom w:type="dxa" w:w="80"/>
+              <w:right w:type="dxa" w:w="115"/>
+            </w:tcMar>
+            <w:vAlign w:val="center"/>
+          </w:tcPr>
+          <w:p>
+            <w:pPr>
+              <w:pStyle w:val="Normal"/>
+              <w:spacing w:after="0" w:line="264"/>
             </w:pPr>
             <w:r>
               <w:rPr>
